--- a/ind/docx/60.content.docx
+++ b/ind/docx/60.content.docx
@@ -19,7 +19,7 @@
         <w:rPr>
           <w:lang w:val="id_ID" w:bidi="id_ID"/>
         </w:rPr>
-        <w:t>Resource: Tyndale Open Study Notes</w:t>
+        <w:t>Resource: Aquifer Open Study Notes</w:t>
       </w:r>
       <w:r>
         <w:rPr>
@@ -112,7 +112,7 @@
         <w:rPr>
           <w:lang w:val="id_ID" w:bidi="id_ID"/>
         </w:rPr>
-        <w:t>Tyndale Open Study Notes</w:t>
+        <w:t>Aquifer Open Study Notes</w:t>
       </w:r>
     </w:p>
     <w:p>

--- a/ind/docx/60.content.docx
+++ b/ind/docx/60.content.docx
@@ -233,18 +233,12 @@
         </w:rPr>
         <w:t>Kepada orang-orang pilihan Allah: Petrus membuka suratnya kepada orang-orang Kristen yang menderita dengan mengingatkan mereka tentang status yang mereka nikmati karena tindakan Allah atas nama mereka (</w:t>
       </w:r>
-      <w:hyperlink r:id="rId13">
-        <w:r>
-          <w:rPr>
-            <w:lang w:val="id_ID" w:bidi="id_ID"/>
-          </w:rPr>
-          <w:rPr>
-            <w:color w:val="0000EE"/>
-            <w:u w:val="single"/>
-          </w:rPr>
-          <w:t>1Ptr. 1:2</w:t>
-        </w:r>
-      </w:hyperlink>
+      <w:r>
+        <w:rPr>
+          <w:lang w:val="id_ID" w:bidi="id_ID"/>
+        </w:rPr>
+        <w:t>1Ptr. 1:2</w:t>
+      </w:r>
       <w:r>
         <w:rPr>
           <w:lang w:val="id_ID" w:bidi="id_ID"/>
@@ -312,36 +306,24 @@
         </w:rPr>
         <w:t xml:space="preserve">yang dipilih, sesuai dengan rencana Allah: Ketika Allah mengetahui seseorang, itu berarti Dia memilih orang tersebut. Dia memilih untuk menjalin hubungan dengan umat-Nya sebelum mereka mengenal-Nya (bdk. </w:t>
       </w:r>
-      <w:hyperlink r:id="rId14">
-        <w:r>
-          <w:rPr>
-            <w:lang w:val="id_ID" w:bidi="id_ID"/>
-          </w:rPr>
-          <w:rPr>
-            <w:color w:val="0000EE"/>
-            <w:u w:val="single"/>
-          </w:rPr>
-          <w:t>Rm. 8:29</w:t>
-        </w:r>
-      </w:hyperlink>
+      <w:r>
+        <w:rPr>
+          <w:lang w:val="id_ID" w:bidi="id_ID"/>
+        </w:rPr>
+        <w:t>Rm. 8:29</w:t>
+      </w:r>
       <w:r>
         <w:rPr>
           <w:lang w:val="id_ID" w:bidi="id_ID"/>
         </w:rPr>
         <w:t xml:space="preserve">; </w:t>
       </w:r>
-      <w:hyperlink r:id="rId15">
-        <w:r>
-          <w:rPr>
-            <w:lang w:val="id_ID" w:bidi="id_ID"/>
-          </w:rPr>
-          <w:rPr>
-            <w:color w:val="0000EE"/>
-            <w:u w:val="single"/>
-          </w:rPr>
-          <w:t>11:2</w:t>
-        </w:r>
-      </w:hyperlink>
+      <w:r>
+        <w:rPr>
+          <w:lang w:val="id_ID" w:bidi="id_ID"/>
+        </w:rPr>
+        <w:t>11:2</w:t>
+      </w:r>
       <w:r>
         <w:rPr>
           <w:lang w:val="id_ID" w:bidi="id_ID"/>
@@ -396,180 +378,120 @@
         </w:rPr>
         <w:t xml:space="preserve">telah melahirkan … kembali: Kelahiran baru adalah istilah yang digunakan untuk menggambarkan pertobatan Kristen (bdk. </w:t>
       </w:r>
-      <w:hyperlink r:id="rId16">
-        <w:r>
-          <w:rPr>
-            <w:lang w:val="id_ID" w:bidi="id_ID"/>
-          </w:rPr>
-          <w:rPr>
-            <w:color w:val="0000EE"/>
-            <w:u w:val="single"/>
-          </w:rPr>
-          <w:t>Yoh. 3:1–13</w:t>
-        </w:r>
-      </w:hyperlink>
+      <w:r>
+        <w:rPr>
+          <w:lang w:val="id_ID" w:bidi="id_ID"/>
+        </w:rPr>
+        <w:t>Yoh. 3:1–13</w:t>
+      </w:r>
       <w:r>
         <w:rPr>
           <w:lang w:val="id_ID" w:bidi="id_ID"/>
         </w:rPr>
         <w:t xml:space="preserve">; </w:t>
       </w:r>
-      <w:hyperlink r:id="rId17">
-        <w:r>
-          <w:rPr>
-            <w:lang w:val="id_ID" w:bidi="id_ID"/>
-          </w:rPr>
-          <w:rPr>
-            <w:color w:val="0000EE"/>
-            <w:u w:val="single"/>
-          </w:rPr>
-          <w:t>Yak. 1:18</w:t>
-        </w:r>
-      </w:hyperlink>
+      <w:r>
+        <w:rPr>
+          <w:lang w:val="id_ID" w:bidi="id_ID"/>
+        </w:rPr>
+        <w:t>Yak. 1:18</w:t>
+      </w:r>
       <w:r>
         <w:rPr>
           <w:lang w:val="id_ID" w:bidi="id_ID"/>
         </w:rPr>
         <w:t xml:space="preserve">; </w:t>
       </w:r>
-      <w:hyperlink r:id="rId18">
-        <w:r>
-          <w:rPr>
-            <w:lang w:val="id_ID" w:bidi="id_ID"/>
-          </w:rPr>
-          <w:rPr>
-            <w:color w:val="0000EE"/>
-            <w:u w:val="single"/>
-          </w:rPr>
-          <w:t>1Yoh. 2:29</w:t>
-        </w:r>
-      </w:hyperlink>
+      <w:r>
+        <w:rPr>
+          <w:lang w:val="id_ID" w:bidi="id_ID"/>
+        </w:rPr>
+        <w:t>1Yoh. 2:29</w:t>
+      </w:r>
       <w:r>
         <w:rPr>
           <w:lang w:val="id_ID" w:bidi="id_ID"/>
         </w:rPr>
         <w:t xml:space="preserve">; </w:t>
       </w:r>
-      <w:hyperlink r:id="rId19">
-        <w:r>
-          <w:rPr>
-            <w:lang w:val="id_ID" w:bidi="id_ID"/>
-          </w:rPr>
-          <w:rPr>
-            <w:color w:val="0000EE"/>
-            <w:u w:val="single"/>
-          </w:rPr>
-          <w:t>3:9</w:t>
-        </w:r>
-      </w:hyperlink>
+      <w:r>
+        <w:rPr>
+          <w:lang w:val="id_ID" w:bidi="id_ID"/>
+        </w:rPr>
+        <w:t>3:9</w:t>
+      </w:r>
       <w:r>
         <w:rPr>
           <w:lang w:val="id_ID" w:bidi="id_ID"/>
         </w:rPr>
         <w:t xml:space="preserve">; </w:t>
       </w:r>
-      <w:hyperlink r:id="rId20">
-        <w:r>
-          <w:rPr>
-            <w:lang w:val="id_ID" w:bidi="id_ID"/>
-          </w:rPr>
-          <w:rPr>
-            <w:color w:val="0000EE"/>
-            <w:u w:val="single"/>
-          </w:rPr>
-          <w:t>4:7</w:t>
-        </w:r>
-      </w:hyperlink>
+      <w:r>
+        <w:rPr>
+          <w:lang w:val="id_ID" w:bidi="id_ID"/>
+        </w:rPr>
+        <w:t>4:7</w:t>
+      </w:r>
       <w:r>
         <w:rPr>
           <w:lang w:val="id_ID" w:bidi="id_ID"/>
         </w:rPr>
         <w:t xml:space="preserve">; </w:t>
       </w:r>
-      <w:hyperlink r:id="rId21">
-        <w:r>
-          <w:rPr>
-            <w:lang w:val="id_ID" w:bidi="id_ID"/>
-          </w:rPr>
-          <w:rPr>
-            <w:color w:val="0000EE"/>
-            <w:u w:val="single"/>
-          </w:rPr>
-          <w:t>5:1</w:t>
-        </w:r>
-      </w:hyperlink>
+      <w:r>
+        <w:rPr>
+          <w:lang w:val="id_ID" w:bidi="id_ID"/>
+        </w:rPr>
+        <w:t>5:1</w:t>
+      </w:r>
       <w:r>
         <w:rPr>
           <w:lang w:val="id_ID" w:bidi="id_ID"/>
         </w:rPr>
         <w:t xml:space="preserve">, </w:t>
       </w:r>
-      <w:hyperlink r:id="rId22">
-        <w:r>
-          <w:rPr>
-            <w:lang w:val="id_ID" w:bidi="id_ID"/>
-          </w:rPr>
-          <w:rPr>
-            <w:color w:val="0000EE"/>
-            <w:u w:val="single"/>
-          </w:rPr>
-          <w:t>4</w:t>
-        </w:r>
-      </w:hyperlink>
+      <w:r>
+        <w:rPr>
+          <w:lang w:val="id_ID" w:bidi="id_ID"/>
+        </w:rPr>
+        <w:t>4</w:t>
+      </w:r>
       <w:r>
         <w:rPr>
           <w:lang w:val="id_ID" w:bidi="id_ID"/>
         </w:rPr>
         <w:t xml:space="preserve">, </w:t>
       </w:r>
-      <w:hyperlink r:id="rId23">
-        <w:r>
-          <w:rPr>
-            <w:lang w:val="id_ID" w:bidi="id_ID"/>
-          </w:rPr>
-          <w:rPr>
-            <w:color w:val="0000EE"/>
-            <w:u w:val="single"/>
-          </w:rPr>
-          <w:t>18</w:t>
-        </w:r>
-      </w:hyperlink>
+      <w:r>
+        <w:rPr>
+          <w:lang w:val="id_ID" w:bidi="id_ID"/>
+        </w:rPr>
+        <w:t>18</w:t>
+      </w:r>
       <w:r>
         <w:rPr>
           <w:lang w:val="id_ID" w:bidi="id_ID"/>
         </w:rPr>
         <w:t xml:space="preserve">). Kata Yunani ini, yang muncul kembali dalam </w:t>
       </w:r>
-      <w:hyperlink r:id="rId24">
-        <w:r>
-          <w:rPr>
-            <w:lang w:val="id_ID" w:bidi="id_ID"/>
-          </w:rPr>
-          <w:rPr>
-            <w:color w:val="0000EE"/>
-            <w:u w:val="single"/>
-          </w:rPr>
-          <w:t>1Ptr. 1:23</w:t>
-        </w:r>
-      </w:hyperlink>
+      <w:r>
+        <w:rPr>
+          <w:lang w:val="id_ID" w:bidi="id_ID"/>
+        </w:rPr>
+        <w:t>1Ptr. 1:23</w:t>
+      </w:r>
       <w:r>
         <w:rPr>
           <w:lang w:val="id_ID" w:bidi="id_ID"/>
         </w:rPr>
         <w:t xml:space="preserve">, merangkum pesan </w:t>
       </w:r>
-      <w:hyperlink r:id="rId25">
-        <w:r>
-          <w:rPr>
-            <w:lang w:val="id_ID" w:bidi="id_ID"/>
-          </w:rPr>
-          <w:rPr>
-            <w:color w:val="0000EE"/>
-            <w:u w:val="single"/>
-          </w:rPr>
-          <w:t>1Ptr. 1:1–25</w:t>
-        </w:r>
-      </w:hyperlink>
+      <w:r>
+        <w:rPr>
+          <w:lang w:val="id_ID" w:bidi="id_ID"/>
+        </w:rPr>
+        <w:t>1Ptr. 1:1–25</w:t>
+      </w:r>
       <w:r>
         <w:rPr>
           <w:lang w:val="id_ID" w:bidi="id_ID"/>
@@ -672,18 +594,12 @@
         </w:rPr>
         <w:t xml:space="preserve">Istilah warisan/bagian kerap kali menunjukkan pada janji Allah kepada umat pilihan-Nya. Mulanya berkaitan dengan tanah Israel (lihat </w:t>
       </w:r>
-      <w:hyperlink r:id="rId26">
-        <w:r>
-          <w:rPr>
-            <w:lang w:val="id_ID" w:bidi="id_ID"/>
-          </w:rPr>
-          <w:rPr>
-            <w:color w:val="0000EE"/>
-            <w:u w:val="single"/>
-          </w:rPr>
-          <w:t>Ul. 3:28</w:t>
-        </w:r>
-      </w:hyperlink>
+      <w:r>
+        <w:rPr>
+          <w:lang w:val="id_ID" w:bidi="id_ID"/>
+        </w:rPr>
+        <w:t>Ul. 3:28</w:t>
+      </w:r>
       <w:r>
         <w:rPr>
           <w:lang w:val="id_ID" w:bidi="id_ID"/>
@@ -703,72 +619,48 @@
         </w:rPr>
         <w:t xml:space="preserve"> kemudian bermakna umat Allah dan kehadiran Allah beserta mereka (lihat </w:t>
       </w:r>
-      <w:hyperlink r:id="rId27">
-        <w:r>
-          <w:rPr>
-            <w:lang w:val="id_ID" w:bidi="id_ID"/>
-          </w:rPr>
-          <w:rPr>
-            <w:color w:val="0000EE"/>
-            <w:u w:val="single"/>
-          </w:rPr>
-          <w:t>Mzm. 33:12</w:t>
-        </w:r>
-      </w:hyperlink>
+      <w:r>
+        <w:rPr>
+          <w:lang w:val="id_ID" w:bidi="id_ID"/>
+        </w:rPr>
+        <w:t>Mzm. 33:12</w:t>
+      </w:r>
       <w:r>
         <w:rPr>
           <w:lang w:val="id_ID" w:bidi="id_ID"/>
         </w:rPr>
         <w:t xml:space="preserve">; </w:t>
       </w:r>
-      <w:hyperlink r:id="rId28">
-        <w:r>
-          <w:rPr>
-            <w:lang w:val="id_ID" w:bidi="id_ID"/>
-          </w:rPr>
-          <w:rPr>
-            <w:color w:val="0000EE"/>
-            <w:u w:val="single"/>
-          </w:rPr>
-          <w:t>Yeh. 44:28</w:t>
-        </w:r>
-      </w:hyperlink>
+      <w:r>
+        <w:rPr>
+          <w:lang w:val="id_ID" w:bidi="id_ID"/>
+        </w:rPr>
+        <w:t>Yeh. 44:28</w:t>
+      </w:r>
       <w:r>
         <w:rPr>
           <w:lang w:val="id_ID" w:bidi="id_ID"/>
         </w:rPr>
         <w:t xml:space="preserve">). Dalam Perjanjian Baru, warisan adalah berkat rohani dan keselamatan abadi yang Allah janjikan kepada umat-Nya (lihat </w:t>
       </w:r>
-      <w:hyperlink r:id="rId29">
-        <w:r>
-          <w:rPr>
-            <w:lang w:val="id_ID" w:bidi="id_ID"/>
-          </w:rPr>
-          <w:rPr>
-            <w:color w:val="0000EE"/>
-            <w:u w:val="single"/>
-          </w:rPr>
-          <w:t>Ef. 1:11</w:t>
-        </w:r>
-      </w:hyperlink>
+      <w:r>
+        <w:rPr>
+          <w:lang w:val="id_ID" w:bidi="id_ID"/>
+        </w:rPr>
+        <w:t>Ef. 1:11</w:t>
+      </w:r>
       <w:r>
         <w:rPr>
           <w:lang w:val="id_ID" w:bidi="id_ID"/>
         </w:rPr>
         <w:t xml:space="preserve">; </w:t>
       </w:r>
-      <w:hyperlink r:id="rId30">
-        <w:r>
-          <w:rPr>
-            <w:lang w:val="id_ID" w:bidi="id_ID"/>
-          </w:rPr>
-          <w:rPr>
-            <w:color w:val="0000EE"/>
-            <w:u w:val="single"/>
-          </w:rPr>
-          <w:t>Ibr. 9:15</w:t>
-        </w:r>
-      </w:hyperlink>
+      <w:r>
+        <w:rPr>
+          <w:lang w:val="id_ID" w:bidi="id_ID"/>
+        </w:rPr>
+        <w:t>Ibr. 9:15</w:t>
+      </w:r>
       <w:r>
         <w:rPr>
           <w:lang w:val="id_ID" w:bidi="id_ID"/>
@@ -836,108 +728,72 @@
         </w:rPr>
         <w:t xml:space="preserve"> sering merujuk pada penyelamatan akhir dari dosa dan kematian pada saat kembalinya Kristus. Harapan ini mendorong orang percaya untuk bertahan hingga akhir (lihat juga </w:t>
       </w:r>
-      <w:hyperlink r:id="rId31">
-        <w:r>
-          <w:rPr>
-            <w:lang w:val="id_ID" w:bidi="id_ID"/>
-          </w:rPr>
-          <w:rPr>
-            <w:color w:val="0000EE"/>
-            <w:u w:val="single"/>
-          </w:rPr>
-          <w:t>1Ptr. 1:9</w:t>
-        </w:r>
-      </w:hyperlink>
+      <w:r>
+        <w:rPr>
+          <w:lang w:val="id_ID" w:bidi="id_ID"/>
+        </w:rPr>
+        <w:t>1Ptr. 1:9</w:t>
+      </w:r>
       <w:r>
         <w:rPr>
           <w:lang w:val="id_ID" w:bidi="id_ID"/>
         </w:rPr>
         <w:t xml:space="preserve">, </w:t>
       </w:r>
-      <w:hyperlink r:id="rId32">
-        <w:r>
-          <w:rPr>
-            <w:lang w:val="id_ID" w:bidi="id_ID"/>
-          </w:rPr>
-          <w:rPr>
-            <w:color w:val="0000EE"/>
-            <w:u w:val="single"/>
-          </w:rPr>
-          <w:t>10</w:t>
-        </w:r>
-      </w:hyperlink>
+      <w:r>
+        <w:rPr>
+          <w:lang w:val="id_ID" w:bidi="id_ID"/>
+        </w:rPr>
+        <w:t>10</w:t>
+      </w:r>
       <w:r>
         <w:rPr>
           <w:lang w:val="id_ID" w:bidi="id_ID"/>
         </w:rPr>
         <w:t xml:space="preserve">; </w:t>
       </w:r>
-      <w:hyperlink r:id="rId33">
-        <w:r>
-          <w:rPr>
-            <w:lang w:val="id_ID" w:bidi="id_ID"/>
-          </w:rPr>
-          <w:rPr>
-            <w:color w:val="0000EE"/>
-            <w:u w:val="single"/>
-          </w:rPr>
-          <w:t>2:2</w:t>
-        </w:r>
-      </w:hyperlink>
+      <w:r>
+        <w:rPr>
+          <w:lang w:val="id_ID" w:bidi="id_ID"/>
+        </w:rPr>
+        <w:t>2:2</w:t>
+      </w:r>
       <w:r>
         <w:rPr>
           <w:lang w:val="id_ID" w:bidi="id_ID"/>
         </w:rPr>
         <w:t xml:space="preserve">; </w:t>
       </w:r>
-      <w:hyperlink r:id="rId34">
-        <w:r>
-          <w:rPr>
-            <w:lang w:val="id_ID" w:bidi="id_ID"/>
-          </w:rPr>
-          <w:rPr>
-            <w:color w:val="0000EE"/>
-            <w:u w:val="single"/>
-          </w:rPr>
-          <w:t>4:18</w:t>
-        </w:r>
-      </w:hyperlink>
+      <w:r>
+        <w:rPr>
+          <w:lang w:val="id_ID" w:bidi="id_ID"/>
+        </w:rPr>
+        <w:t>4:18</w:t>
+      </w:r>
       <w:r>
         <w:rPr>
           <w:lang w:val="id_ID" w:bidi="id_ID"/>
         </w:rPr>
         <w:t xml:space="preserve">). • telah tersedia untuk dinyatakan: Pengungkapan masa depan keselamatan Allah berlawanan dengan tersembunyinya Allah dan tujuan-Nya saat ini (lihat juga </w:t>
       </w:r>
-      <w:hyperlink r:id="rId35">
-        <w:r>
-          <w:rPr>
-            <w:lang w:val="id_ID" w:bidi="id_ID"/>
-          </w:rPr>
-          <w:rPr>
-            <w:color w:val="0000EE"/>
-            <w:u w:val="single"/>
-          </w:rPr>
-          <w:t>1Ptr. 1:7</w:t>
-        </w:r>
-      </w:hyperlink>
+      <w:r>
+        <w:rPr>
+          <w:lang w:val="id_ID" w:bidi="id_ID"/>
+        </w:rPr>
+        <w:t>1Ptr. 1:7</w:t>
+      </w:r>
       <w:r>
         <w:rPr>
           <w:lang w:val="id_ID" w:bidi="id_ID"/>
         </w:rPr>
         <w:t xml:space="preserve">, </w:t>
       </w:r>
-      <w:hyperlink r:id="rId36">
-        <w:r>
-          <w:rPr>
-            <w:lang w:val="id_ID" w:bidi="id_ID"/>
-          </w:rPr>
-          <w:rPr>
-            <w:color w:val="0000EE"/>
-            <w:u w:val="single"/>
-          </w:rPr>
-          <w:t>13</w:t>
-        </w:r>
-      </w:hyperlink>
+      <w:r>
+        <w:rPr>
+          <w:lang w:val="id_ID" w:bidi="id_ID"/>
+        </w:rPr>
+        <w:t>13</w:t>
+      </w:r>
       <w:r>
         <w:rPr>
           <w:lang w:val="id_ID" w:bidi="id_ID"/>
@@ -1079,36 +935,24 @@
         </w:rPr>
         <w:t xml:space="preserve"> sering merujuk pada keseluruhan individu, bukan hanya pada bagian atau aspek tertentu dari orang tersebut (</w:t>
       </w:r>
-      <w:hyperlink r:id="rId37">
-        <w:r>
-          <w:rPr>
-            <w:lang w:val="id_ID" w:bidi="id_ID"/>
-          </w:rPr>
-          <w:rPr>
-            <w:color w:val="0000EE"/>
-            <w:u w:val="single"/>
-          </w:rPr>
-          <w:t>Mat. 20:28</w:t>
-        </w:r>
-      </w:hyperlink>
+      <w:r>
+        <w:rPr>
+          <w:lang w:val="id_ID" w:bidi="id_ID"/>
+        </w:rPr>
+        <w:t>Mat. 20:28</w:t>
+      </w:r>
       <w:r>
         <w:rPr>
           <w:lang w:val="id_ID" w:bidi="id_ID"/>
         </w:rPr>
         <w:t xml:space="preserve">; </w:t>
       </w:r>
-      <w:hyperlink r:id="rId38">
-        <w:r>
-          <w:rPr>
-            <w:lang w:val="id_ID" w:bidi="id_ID"/>
-          </w:rPr>
-          <w:rPr>
-            <w:color w:val="0000EE"/>
-            <w:u w:val="single"/>
-          </w:rPr>
-          <w:t>Mrk. 8:35</w:t>
-        </w:r>
-      </w:hyperlink>
+      <w:r>
+        <w:rPr>
+          <w:lang w:val="id_ID" w:bidi="id_ID"/>
+        </w:rPr>
+        <w:t>Mrk. 8:35</w:t>
+      </w:r>
       <w:r>
         <w:rPr>
           <w:lang w:val="id_ID" w:bidi="id_ID"/>
@@ -1272,54 +1116,36 @@
         </w:rPr>
         <w:t>Telah dinyatakan: Kata Yunani yang sama digunakan untuk para murid ketika mereka mengintip ke dalam kubur Yesus yang kosong (</w:t>
       </w:r>
-      <w:hyperlink r:id="rId39">
-        <w:r>
-          <w:rPr>
-            <w:lang w:val="id_ID" w:bidi="id_ID"/>
-          </w:rPr>
-          <w:rPr>
-            <w:color w:val="0000EE"/>
-            <w:u w:val="single"/>
-          </w:rPr>
-          <w:t>Luk. 24:12</w:t>
-        </w:r>
-      </w:hyperlink>
+      <w:r>
+        <w:rPr>
+          <w:lang w:val="id_ID" w:bidi="id_ID"/>
+        </w:rPr>
+        <w:t>Luk. 24:12</w:t>
+      </w:r>
       <w:r>
         <w:rPr>
           <w:lang w:val="id_ID" w:bidi="id_ID"/>
         </w:rPr>
         <w:t xml:space="preserve">; </w:t>
       </w:r>
-      <w:hyperlink r:id="rId40">
-        <w:r>
-          <w:rPr>
-            <w:lang w:val="id_ID" w:bidi="id_ID"/>
-          </w:rPr>
-          <w:rPr>
-            <w:color w:val="0000EE"/>
-            <w:u w:val="single"/>
-          </w:rPr>
-          <w:t>Yoh. 20:5</w:t>
-        </w:r>
-      </w:hyperlink>
+      <w:r>
+        <w:rPr>
+          <w:lang w:val="id_ID" w:bidi="id_ID"/>
+        </w:rPr>
+        <w:t>Yoh. 20:5</w:t>
+      </w:r>
       <w:r>
         <w:rPr>
           <w:lang w:val="id_ID" w:bidi="id_ID"/>
         </w:rPr>
         <w:t xml:space="preserve">, </w:t>
       </w:r>
-      <w:hyperlink r:id="rId41">
-        <w:r>
-          <w:rPr>
-            <w:lang w:val="id_ID" w:bidi="id_ID"/>
-          </w:rPr>
-          <w:rPr>
-            <w:color w:val="0000EE"/>
-            <w:u w:val="single"/>
-          </w:rPr>
-          <w:t>11</w:t>
-        </w:r>
-      </w:hyperlink>
+      <w:r>
+        <w:rPr>
+          <w:lang w:val="id_ID" w:bidi="id_ID"/>
+        </w:rPr>
+        <w:t>11</w:t>
+      </w:r>
       <w:r>
         <w:rPr>
           <w:lang w:val="id_ID" w:bidi="id_ID"/>
@@ -1483,126 +1309,84 @@
         </w:rPr>
         <w:t xml:space="preserve">“Kuduslah kamu, sebab Aku kudus”: Ini adalah ungkapan umum dalam Kitab Suci, yang menyatakan bahwa umat Allah harus kudus seperti Allah yang kudus (lihat </w:t>
       </w:r>
-      <w:hyperlink r:id="rId42">
-        <w:r>
-          <w:rPr>
-            <w:lang w:val="id_ID" w:bidi="id_ID"/>
-          </w:rPr>
-          <w:rPr>
-            <w:color w:val="0000EE"/>
-            <w:u w:val="single"/>
-          </w:rPr>
-          <w:t>Im. 11:44–45</w:t>
-        </w:r>
-      </w:hyperlink>
+      <w:r>
+        <w:rPr>
+          <w:lang w:val="id_ID" w:bidi="id_ID"/>
+        </w:rPr>
+        <w:t>Im. 11:44–45</w:t>
+      </w:r>
       <w:r>
         <w:rPr>
           <w:lang w:val="id_ID" w:bidi="id_ID"/>
         </w:rPr>
         <w:t xml:space="preserve">; </w:t>
       </w:r>
-      <w:hyperlink r:id="rId43">
-        <w:r>
-          <w:rPr>
-            <w:lang w:val="id_ID" w:bidi="id_ID"/>
-          </w:rPr>
-          <w:rPr>
-            <w:color w:val="0000EE"/>
-            <w:u w:val="single"/>
-          </w:rPr>
-          <w:t>19:2</w:t>
-        </w:r>
-      </w:hyperlink>
+      <w:r>
+        <w:rPr>
+          <w:lang w:val="id_ID" w:bidi="id_ID"/>
+        </w:rPr>
+        <w:t>19:2</w:t>
+      </w:r>
       <w:r>
         <w:rPr>
           <w:lang w:val="id_ID" w:bidi="id_ID"/>
         </w:rPr>
         <w:t xml:space="preserve">; </w:t>
       </w:r>
-      <w:hyperlink r:id="rId44">
-        <w:r>
-          <w:rPr>
-            <w:lang w:val="id_ID" w:bidi="id_ID"/>
-          </w:rPr>
-          <w:rPr>
-            <w:color w:val="0000EE"/>
-            <w:u w:val="single"/>
-          </w:rPr>
-          <w:t>20:7</w:t>
-        </w:r>
-      </w:hyperlink>
+      <w:r>
+        <w:rPr>
+          <w:lang w:val="id_ID" w:bidi="id_ID"/>
+        </w:rPr>
+        <w:t>20:7</w:t>
+      </w:r>
       <w:r>
         <w:rPr>
           <w:lang w:val="id_ID" w:bidi="id_ID"/>
         </w:rPr>
         <w:t xml:space="preserve">; lihat juga </w:t>
       </w:r>
-      <w:hyperlink r:id="rId45">
-        <w:r>
-          <w:rPr>
-            <w:lang w:val="id_ID" w:bidi="id_ID"/>
-          </w:rPr>
-          <w:rPr>
-            <w:color w:val="0000EE"/>
-            <w:u w:val="single"/>
-          </w:rPr>
-          <w:t>Yeh. 20:12</w:t>
-        </w:r>
-      </w:hyperlink>
+      <w:r>
+        <w:rPr>
+          <w:lang w:val="id_ID" w:bidi="id_ID"/>
+        </w:rPr>
+        <w:t>Yeh. 20:12</w:t>
+      </w:r>
       <w:r>
         <w:rPr>
           <w:lang w:val="id_ID" w:bidi="id_ID"/>
         </w:rPr>
         <w:t xml:space="preserve">; </w:t>
       </w:r>
-      <w:hyperlink r:id="rId46">
-        <w:r>
-          <w:rPr>
-            <w:lang w:val="id_ID" w:bidi="id_ID"/>
-          </w:rPr>
-          <w:rPr>
-            <w:color w:val="0000EE"/>
-            <w:u w:val="single"/>
-          </w:rPr>
-          <w:t>Ef. 1:4</w:t>
-        </w:r>
-      </w:hyperlink>
+      <w:r>
+        <w:rPr>
+          <w:lang w:val="id_ID" w:bidi="id_ID"/>
+        </w:rPr>
+        <w:t>Ef. 1:4</w:t>
+      </w:r>
       <w:r>
         <w:rPr>
           <w:lang w:val="id_ID" w:bidi="id_ID"/>
         </w:rPr>
         <w:t xml:space="preserve">; </w:t>
       </w:r>
-      <w:hyperlink r:id="rId47">
-        <w:r>
-          <w:rPr>
-            <w:lang w:val="id_ID" w:bidi="id_ID"/>
-          </w:rPr>
-          <w:rPr>
-            <w:color w:val="0000EE"/>
-            <w:u w:val="single"/>
-          </w:rPr>
-          <w:t>1Tes. 4:3</w:t>
-        </w:r>
-      </w:hyperlink>
+      <w:r>
+        <w:rPr>
+          <w:lang w:val="id_ID" w:bidi="id_ID"/>
+        </w:rPr>
+        <w:t>1Tes. 4:3</w:t>
+      </w:r>
       <w:r>
         <w:rPr>
           <w:lang w:val="id_ID" w:bidi="id_ID"/>
         </w:rPr>
         <w:t xml:space="preserve">; </w:t>
       </w:r>
-      <w:hyperlink r:id="rId48">
-        <w:r>
-          <w:rPr>
-            <w:lang w:val="id_ID" w:bidi="id_ID"/>
-          </w:rPr>
-          <w:rPr>
-            <w:color w:val="0000EE"/>
-            <w:u w:val="single"/>
-          </w:rPr>
-          <w:t>Why. 22:11</w:t>
-        </w:r>
-      </w:hyperlink>
+      <w:r>
+        <w:rPr>
+          <w:lang w:val="id_ID" w:bidi="id_ID"/>
+        </w:rPr>
+        <w:t>Why. 22:11</w:t>
+      </w:r>
       <w:r>
         <w:rPr>
           <w:lang w:val="id_ID" w:bidi="id_ID"/>
@@ -1657,36 +1441,24 @@
         </w:rPr>
         <w:t>Kewarganegaraan orang Kristen ada di surga (</w:t>
       </w:r>
-      <w:hyperlink r:id="rId49">
-        <w:r>
-          <w:rPr>
-            <w:lang w:val="id_ID" w:bidi="id_ID"/>
-          </w:rPr>
-          <w:rPr>
-            <w:color w:val="0000EE"/>
-            <w:u w:val="single"/>
-          </w:rPr>
-          <w:t>1Ptr. 1:1</w:t>
-        </w:r>
-      </w:hyperlink>
+      <w:r>
+        <w:rPr>
+          <w:lang w:val="id_ID" w:bidi="id_ID"/>
+        </w:rPr>
+        <w:t>1Ptr. 1:1</w:t>
+      </w:r>
       <w:r>
         <w:rPr>
           <w:lang w:val="id_ID" w:bidi="id_ID"/>
         </w:rPr>
         <w:t xml:space="preserve">; lihat </w:t>
       </w:r>
-      <w:hyperlink r:id="rId50">
-        <w:r>
-          <w:rPr>
-            <w:lang w:val="id_ID" w:bidi="id_ID"/>
-          </w:rPr>
-          <w:rPr>
-            <w:color w:val="0000EE"/>
-            <w:u w:val="single"/>
-          </w:rPr>
-          <w:t>Flp. 3:20</w:t>
-        </w:r>
-      </w:hyperlink>
+      <w:r>
+        <w:rPr>
+          <w:lang w:val="id_ID" w:bidi="id_ID"/>
+        </w:rPr>
+        <w:t>Flp. 3:20</w:t>
+      </w:r>
       <w:r>
         <w:rPr>
           <w:lang w:val="id_ID" w:bidi="id_ID"/>
@@ -1741,18 +1513,12 @@
         </w:rPr>
         <w:t>Uang tebusan dibayarkan untuk membebaskan tawanan. Budak kadang-kadang dapat membayar tebusan dan dibebaskan dari tuannya. Kematian Kristus adalah harga yang Allah bayar untuk membebaskan orang-orang dari perbudakan dosa (</w:t>
       </w:r>
-      <w:hyperlink r:id="rId51">
-        <w:r>
-          <w:rPr>
-            <w:lang w:val="id_ID" w:bidi="id_ID"/>
-          </w:rPr>
-          <w:rPr>
-            <w:color w:val="0000EE"/>
-            <w:u w:val="single"/>
-          </w:rPr>
-          <w:t>1Ptr. 1:19</w:t>
-        </w:r>
-      </w:hyperlink>
+      <w:r>
+        <w:rPr>
+          <w:lang w:val="id_ID" w:bidi="id_ID"/>
+        </w:rPr>
+        <w:t>1Ptr. 1:19</w:t>
+      </w:r>
       <w:r>
         <w:rPr>
           <w:lang w:val="id_ID" w:bidi="id_ID"/>
@@ -1820,54 +1586,36 @@
         </w:rPr>
         <w:t xml:space="preserve"> harus tanpa cacat (</w:t>
       </w:r>
-      <w:hyperlink r:id="rId52">
-        <w:r>
-          <w:rPr>
-            <w:lang w:val="id_ID" w:bidi="id_ID"/>
-          </w:rPr>
-          <w:rPr>
-            <w:color w:val="0000EE"/>
-            <w:u w:val="single"/>
-          </w:rPr>
-          <w:t>Kel. 12:5</w:t>
-        </w:r>
-      </w:hyperlink>
+      <w:r>
+        <w:rPr>
+          <w:lang w:val="id_ID" w:bidi="id_ID"/>
+        </w:rPr>
+        <w:t>Kel. 12:5</w:t>
+      </w:r>
       <w:r>
         <w:rPr>
           <w:lang w:val="id_ID" w:bidi="id_ID"/>
         </w:rPr>
         <w:t xml:space="preserve">); Kristus, yang memenuhi makna Paskah, tidak bercacat atau berdosa (bdk. </w:t>
       </w:r>
-      <w:hyperlink r:id="rId53">
-        <w:r>
-          <w:rPr>
-            <w:lang w:val="id_ID" w:bidi="id_ID"/>
-          </w:rPr>
-          <w:rPr>
-            <w:color w:val="0000EE"/>
-            <w:u w:val="single"/>
-          </w:rPr>
-          <w:t>Ibr. 4:14–16</w:t>
-        </w:r>
-      </w:hyperlink>
+      <w:r>
+        <w:rPr>
+          <w:lang w:val="id_ID" w:bidi="id_ID"/>
+        </w:rPr>
+        <w:t>Ibr. 4:14–16</w:t>
+      </w:r>
       <w:r>
         <w:rPr>
           <w:lang w:val="id_ID" w:bidi="id_ID"/>
         </w:rPr>
         <w:t xml:space="preserve">; </w:t>
       </w:r>
-      <w:hyperlink r:id="rId54">
-        <w:r>
-          <w:rPr>
-            <w:lang w:val="id_ID" w:bidi="id_ID"/>
-          </w:rPr>
-          <w:rPr>
-            <w:color w:val="0000EE"/>
-            <w:u w:val="single"/>
-          </w:rPr>
-          <w:t>7:26–28</w:t>
-        </w:r>
-      </w:hyperlink>
+      <w:r>
+        <w:rPr>
+          <w:lang w:val="id_ID" w:bidi="id_ID"/>
+        </w:rPr>
+        <w:t>7:26–28</w:t>
+      </w:r>
       <w:r>
         <w:rPr>
           <w:lang w:val="id_ID" w:bidi="id_ID"/>
@@ -2043,18 +1791,12 @@
         </w:rPr>
         <w:t>Setelah panggilan untuk hidup dalam kekudusan (</w:t>
       </w:r>
-      <w:hyperlink r:id="rId55">
-        <w:r>
-          <w:rPr>
-            <w:lang w:val="id_ID" w:bidi="id_ID"/>
-          </w:rPr>
-          <w:rPr>
-            <w:color w:val="0000EE"/>
-            <w:u w:val="single"/>
-          </w:rPr>
-          <w:t>1Ptr. 1:13–21</w:t>
-        </w:r>
-      </w:hyperlink>
+      <w:r>
+        <w:rPr>
+          <w:lang w:val="id_ID" w:bidi="id_ID"/>
+        </w:rPr>
+        <w:t>1Ptr. 1:13–21</w:t>
+      </w:r>
       <w:r>
         <w:rPr>
           <w:lang w:val="id_ID" w:bidi="id_ID"/>
@@ -2109,18 +1851,12 @@
         </w:rPr>
         <w:t>Orang percaya, yang telah “dilahirkan kembali” (</w:t>
       </w:r>
-      <w:hyperlink r:id="rId24">
-        <w:r>
-          <w:rPr>
-            <w:lang w:val="id_ID" w:bidi="id_ID"/>
-          </w:rPr>
-          <w:rPr>
-            <w:color w:val="0000EE"/>
-            <w:u w:val="single"/>
-          </w:rPr>
-          <w:t>1Ptr. 1:23</w:t>
-        </w:r>
-      </w:hyperlink>
+      <w:r>
+        <w:rPr>
+          <w:lang w:val="id_ID" w:bidi="id_ID"/>
+        </w:rPr>
+        <w:t>1Ptr. 1:23</w:t>
+      </w:r>
       <w:r>
         <w:rPr>
           <w:lang w:val="id_ID" w:bidi="id_ID"/>
@@ -2140,36 +1876,24 @@
         </w:rPr>
         <w:t xml:space="preserve"> (berbeda dengan makanan padat) melambangkan ajaran dasar Kristen (</w:t>
       </w:r>
-      <w:hyperlink r:id="rId56">
-        <w:r>
-          <w:rPr>
-            <w:lang w:val="id_ID" w:bidi="id_ID"/>
-          </w:rPr>
-          <w:rPr>
-            <w:color w:val="0000EE"/>
-            <w:u w:val="single"/>
-          </w:rPr>
-          <w:t>1Kor. 3:2</w:t>
-        </w:r>
-      </w:hyperlink>
+      <w:r>
+        <w:rPr>
+          <w:lang w:val="id_ID" w:bidi="id_ID"/>
+        </w:rPr>
+        <w:t>1Kor. 3:2</w:t>
+      </w:r>
       <w:r>
         <w:rPr>
           <w:lang w:val="id_ID" w:bidi="id_ID"/>
         </w:rPr>
         <w:t xml:space="preserve">; </w:t>
       </w:r>
-      <w:hyperlink r:id="rId57">
-        <w:r>
-          <w:rPr>
-            <w:lang w:val="id_ID" w:bidi="id_ID"/>
-          </w:rPr>
-          <w:rPr>
-            <w:color w:val="0000EE"/>
-            <w:u w:val="single"/>
-          </w:rPr>
-          <w:t>Ibr. 5:12–13</w:t>
-        </w:r>
-      </w:hyperlink>
+      <w:r>
+        <w:rPr>
+          <w:lang w:val="id_ID" w:bidi="id_ID"/>
+        </w:rPr>
+        <w:t>Ibr. 5:12–13</w:t>
+      </w:r>
       <w:r>
         <w:rPr>
           <w:lang w:val="id_ID" w:bidi="id_ID"/>
@@ -2224,36 +1948,24 @@
         </w:rPr>
         <w:t xml:space="preserve">jika kamu benar-benar telah mengecap kebaikan Tuhan: Kata-kata ini diambil dari </w:t>
       </w:r>
-      <w:hyperlink r:id="rId58">
-        <w:r>
-          <w:rPr>
-            <w:lang w:val="id_ID" w:bidi="id_ID"/>
-          </w:rPr>
-          <w:rPr>
-            <w:color w:val="0000EE"/>
-            <w:u w:val="single"/>
-          </w:rPr>
-          <w:t>Mzm. 34:8</w:t>
-        </w:r>
-      </w:hyperlink>
+      <w:r>
+        <w:rPr>
+          <w:lang w:val="id_ID" w:bidi="id_ID"/>
+        </w:rPr>
+        <w:t>Mzm. 34:8</w:t>
+      </w:r>
       <w:r>
         <w:rPr>
           <w:lang w:val="id_ID" w:bidi="id_ID"/>
         </w:rPr>
         <w:t xml:space="preserve">. Petrus mengutip mazmur ini lagi dalam </w:t>
       </w:r>
-      <w:hyperlink r:id="rId59">
-        <w:r>
-          <w:rPr>
-            <w:lang w:val="id_ID" w:bidi="id_ID"/>
-          </w:rPr>
-          <w:rPr>
-            <w:color w:val="0000EE"/>
-            <w:u w:val="single"/>
-          </w:rPr>
-          <w:t>1Ptr. 3:10–12</w:t>
-        </w:r>
-      </w:hyperlink>
+      <w:r>
+        <w:rPr>
+          <w:lang w:val="id_ID" w:bidi="id_ID"/>
+        </w:rPr>
+        <w:t>1Ptr. 3:10–12</w:t>
+      </w:r>
       <w:r>
         <w:rPr>
           <w:lang w:val="id_ID" w:bidi="id_ID"/>
@@ -2308,36 +2020,24 @@
         </w:rPr>
         <w:t xml:space="preserve">dibuang oleh manusia, tetapi yang dipilih dan dihormat di hadirat Allah: Ini adalah kiasan untuk </w:t>
       </w:r>
-      <w:hyperlink r:id="rId60">
-        <w:r>
-          <w:rPr>
-            <w:lang w:val="id_ID" w:bidi="id_ID"/>
-          </w:rPr>
-          <w:rPr>
-            <w:color w:val="0000EE"/>
-            <w:u w:val="single"/>
-          </w:rPr>
-          <w:t>Mzm. 118:22</w:t>
-        </w:r>
-      </w:hyperlink>
+      <w:r>
+        <w:rPr>
+          <w:lang w:val="id_ID" w:bidi="id_ID"/>
+        </w:rPr>
+        <w:t>Mzm. 118:22</w:t>
+      </w:r>
       <w:r>
         <w:rPr>
           <w:lang w:val="id_ID" w:bidi="id_ID"/>
         </w:rPr>
         <w:t xml:space="preserve">, yang dikutip dalam </w:t>
       </w:r>
-      <w:hyperlink r:id="rId61">
-        <w:r>
-          <w:rPr>
-            <w:lang w:val="id_ID" w:bidi="id_ID"/>
-          </w:rPr>
-          <w:rPr>
-            <w:color w:val="0000EE"/>
-            <w:u w:val="single"/>
-          </w:rPr>
-          <w:t>1Ptr. 2:7</w:t>
-        </w:r>
-      </w:hyperlink>
+      <w:r>
+        <w:rPr>
+          <w:lang w:val="id_ID" w:bidi="id_ID"/>
+        </w:rPr>
+        <w:t>1Ptr. 2:7</w:t>
+      </w:r>
       <w:r>
         <w:rPr>
           <w:lang w:val="id_ID" w:bidi="id_ID"/>
@@ -2440,108 +2140,72 @@
         </w:rPr>
         <w:t>Umat Allah sendiri adalah bait rohani tempat Allah berdiam (</w:t>
       </w:r>
-      <w:hyperlink r:id="rId62">
-        <w:r>
-          <w:rPr>
-            <w:lang w:val="id_ID" w:bidi="id_ID"/>
-          </w:rPr>
-          <w:rPr>
-            <w:color w:val="0000EE"/>
-            <w:u w:val="single"/>
-          </w:rPr>
-          <w:t>1Kor. 3:16</w:t>
-        </w:r>
-      </w:hyperlink>
+      <w:r>
+        <w:rPr>
+          <w:lang w:val="id_ID" w:bidi="id_ID"/>
+        </w:rPr>
+        <w:t>1Kor. 3:16</w:t>
+      </w:r>
       <w:r>
         <w:rPr>
           <w:lang w:val="id_ID" w:bidi="id_ID"/>
         </w:rPr>
         <w:t>). Yesus membandingkan tubuh-Nya dengan "bait" (</w:t>
       </w:r>
-      <w:hyperlink r:id="rId63">
-        <w:r>
-          <w:rPr>
-            <w:lang w:val="id_ID" w:bidi="id_ID"/>
-          </w:rPr>
-          <w:rPr>
-            <w:color w:val="0000EE"/>
-            <w:u w:val="single"/>
-          </w:rPr>
-          <w:t>Yohanes 2:19–22</w:t>
-        </w:r>
-      </w:hyperlink>
+      <w:r>
+        <w:rPr>
+          <w:lang w:val="id_ID" w:bidi="id_ID"/>
+        </w:rPr>
+        <w:t>Yohanes 2:19–22</w:t>
+      </w:r>
       <w:r>
         <w:rPr>
           <w:lang w:val="id_ID" w:bidi="id_ID"/>
         </w:rPr>
         <w:t>), dan gereja disebut "tubuh Kristus" (</w:t>
       </w:r>
-      <w:hyperlink r:id="rId64">
-        <w:r>
-          <w:rPr>
-            <w:lang w:val="id_ID" w:bidi="id_ID"/>
-          </w:rPr>
-          <w:rPr>
-            <w:color w:val="0000EE"/>
-            <w:u w:val="single"/>
-          </w:rPr>
-          <w:t>Ef. 4:12</w:t>
-        </w:r>
-      </w:hyperlink>
+      <w:r>
+        <w:rPr>
+          <w:lang w:val="id_ID" w:bidi="id_ID"/>
+        </w:rPr>
+        <w:t>Ef. 4:12</w:t>
+      </w:r>
       <w:r>
         <w:rPr>
           <w:lang w:val="id_ID" w:bidi="id_ID"/>
         </w:rPr>
         <w:t xml:space="preserve">). Allah tidak lagi menyatakan diri-Nya di tempat tertentu, melainkan di dalam orang-orang yang menjadi milik-Nya dan memuji kebaikan-Nya (lihat </w:t>
       </w:r>
-      <w:hyperlink r:id="rId65">
-        <w:r>
-          <w:rPr>
-            <w:lang w:val="id_ID" w:bidi="id_ID"/>
-          </w:rPr>
-          <w:rPr>
-            <w:color w:val="0000EE"/>
-            <w:u w:val="single"/>
-          </w:rPr>
-          <w:t>1Ptr. 2:10</w:t>
-        </w:r>
-      </w:hyperlink>
+      <w:r>
+        <w:rPr>
+          <w:lang w:val="id_ID" w:bidi="id_ID"/>
+        </w:rPr>
+        <w:t>1Ptr. 2:10</w:t>
+      </w:r>
       <w:r>
         <w:rPr>
           <w:lang w:val="id_ID" w:bidi="id_ID"/>
         </w:rPr>
         <w:t xml:space="preserve">). • Sebagai imam-imam kudus Allah dalam Perjanjian Baru, orang Kristen tidak lagi mempersembahkan hewan sebagai korban, tetapi korban rohani seperti memuji Allah, berdoa, dan berbuat baik (lihat </w:t>
       </w:r>
-      <w:hyperlink r:id="rId66">
-        <w:r>
-          <w:rPr>
-            <w:lang w:val="id_ID" w:bidi="id_ID"/>
-          </w:rPr>
-          <w:rPr>
-            <w:color w:val="0000EE"/>
-            <w:u w:val="single"/>
-          </w:rPr>
-          <w:t>Rm. 12:1</w:t>
-        </w:r>
-      </w:hyperlink>
+      <w:r>
+        <w:rPr>
+          <w:lang w:val="id_ID" w:bidi="id_ID"/>
+        </w:rPr>
+        <w:t>Rm. 12:1</w:t>
+      </w:r>
       <w:r>
         <w:rPr>
           <w:lang w:val="id_ID" w:bidi="id_ID"/>
         </w:rPr>
         <w:t xml:space="preserve">; </w:t>
       </w:r>
-      <w:hyperlink r:id="rId67">
-        <w:r>
-          <w:rPr>
-            <w:lang w:val="id_ID" w:bidi="id_ID"/>
-          </w:rPr>
-          <w:rPr>
-            <w:color w:val="0000EE"/>
-            <w:u w:val="single"/>
-          </w:rPr>
-          <w:t>Ibr. 13:15–16</w:t>
-        </w:r>
-      </w:hyperlink>
+      <w:r>
+        <w:rPr>
+          <w:lang w:val="id_ID" w:bidi="id_ID"/>
+        </w:rPr>
+        <w:t>Ibr. 13:15–16</w:t>
+      </w:r>
       <w:r>
         <w:rPr>
           <w:lang w:val="id_ID" w:bidi="id_ID"/>
@@ -2596,144 +2260,96 @@
         </w:rPr>
         <w:t>Tiga kutipan dari Perjanjian Lama dalam ayat-ayat ini masing-masing mengidentifikasi Kristus sebagai sejenis batu: batu penjuru tempat bait Allah yang baru dibangun (</w:t>
       </w:r>
-      <w:hyperlink r:id="rId68">
-        <w:r>
-          <w:rPr>
-            <w:lang w:val="id_ID" w:bidi="id_ID"/>
-          </w:rPr>
-          <w:rPr>
-            <w:color w:val="0000EE"/>
-            <w:u w:val="single"/>
-          </w:rPr>
-          <w:t>1Ptr. 2:6</w:t>
-        </w:r>
-      </w:hyperlink>
+      <w:r>
+        <w:rPr>
+          <w:lang w:val="id_ID" w:bidi="id_ID"/>
+        </w:rPr>
+        <w:t>1Ptr. 2:6</w:t>
+      </w:r>
       <w:r>
         <w:rPr>
           <w:lang w:val="id_ID" w:bidi="id_ID"/>
         </w:rPr>
         <w:t>); batu penjuru yang meskipun ditolak oleh manusia, telah ditinggikan oleh Allah menjadi batu kunci dari rencana penebusan-Nya (</w:t>
       </w:r>
-      <w:hyperlink r:id="rId61">
-        <w:r>
-          <w:rPr>
-            <w:lang w:val="id_ID" w:bidi="id_ID"/>
-          </w:rPr>
-          <w:rPr>
-            <w:color w:val="0000EE"/>
-            <w:u w:val="single"/>
-          </w:rPr>
-          <w:t>1Ptr. 2:7</w:t>
-        </w:r>
-      </w:hyperlink>
+      <w:r>
+        <w:rPr>
+          <w:lang w:val="id_ID" w:bidi="id_ID"/>
+        </w:rPr>
+        <w:t>1Ptr. 2:7</w:t>
+      </w:r>
       <w:r>
         <w:rPr>
           <w:lang w:val="id_ID" w:bidi="id_ID"/>
         </w:rPr>
         <w:t>); dan batu yang membuat orang tersandung (</w:t>
       </w:r>
-      <w:hyperlink r:id="rId69">
-        <w:r>
-          <w:rPr>
-            <w:lang w:val="id_ID" w:bidi="id_ID"/>
-          </w:rPr>
-          <w:rPr>
-            <w:color w:val="0000EE"/>
-            <w:u w:val="single"/>
-          </w:rPr>
-          <w:t>1Ptr. 2:8</w:t>
-        </w:r>
-      </w:hyperlink>
+      <w:r>
+        <w:rPr>
+          <w:lang w:val="id_ID" w:bidi="id_ID"/>
+        </w:rPr>
+        <w:t>1Ptr. 2:8</w:t>
+      </w:r>
       <w:r>
         <w:rPr>
           <w:lang w:val="id_ID" w:bidi="id_ID"/>
         </w:rPr>
         <w:t xml:space="preserve">). Yesus mengutip </w:t>
       </w:r>
-      <w:hyperlink r:id="rId60">
-        <w:r>
-          <w:rPr>
-            <w:lang w:val="id_ID" w:bidi="id_ID"/>
-          </w:rPr>
-          <w:rPr>
-            <w:color w:val="0000EE"/>
-            <w:u w:val="single"/>
-          </w:rPr>
-          <w:t>Mzm .118:22</w:t>
-        </w:r>
-      </w:hyperlink>
+      <w:r>
+        <w:rPr>
+          <w:lang w:val="id_ID" w:bidi="id_ID"/>
+        </w:rPr>
+        <w:t>Mzm .118:22</w:t>
+      </w:r>
       <w:r>
         <w:rPr>
           <w:lang w:val="id_ID" w:bidi="id_ID"/>
         </w:rPr>
         <w:t xml:space="preserve"> (</w:t>
       </w:r>
-      <w:hyperlink r:id="rId70">
-        <w:r>
-          <w:rPr>
-            <w:lang w:val="id_ID" w:bidi="id_ID"/>
-          </w:rPr>
-          <w:rPr>
-            <w:color w:val="0000EE"/>
-            <w:u w:val="single"/>
-          </w:rPr>
-          <w:t>Mat. 21:42</w:t>
-        </w:r>
-      </w:hyperlink>
+      <w:r>
+        <w:rPr>
+          <w:lang w:val="id_ID" w:bidi="id_ID"/>
+        </w:rPr>
+        <w:t>Mat. 21:42</w:t>
+      </w:r>
       <w:r>
         <w:rPr>
           <w:lang w:val="id_ID" w:bidi="id_ID"/>
         </w:rPr>
         <w:t xml:space="preserve">), dan Paulus mengutip baik </w:t>
       </w:r>
-      <w:hyperlink r:id="rId71">
-        <w:r>
-          <w:rPr>
-            <w:lang w:val="id_ID" w:bidi="id_ID"/>
-          </w:rPr>
-          <w:rPr>
-            <w:color w:val="0000EE"/>
-            <w:u w:val="single"/>
-          </w:rPr>
-          <w:t>Yes. 8:14</w:t>
-        </w:r>
-      </w:hyperlink>
+      <w:r>
+        <w:rPr>
+          <w:lang w:val="id_ID" w:bidi="id_ID"/>
+        </w:rPr>
+        <w:t>Yes. 8:14</w:t>
+      </w:r>
       <w:r>
         <w:rPr>
           <w:lang w:val="id_ID" w:bidi="id_ID"/>
         </w:rPr>
         <w:t xml:space="preserve"> maupun </w:t>
       </w:r>
-      <w:hyperlink r:id="rId72">
-        <w:r>
-          <w:rPr>
-            <w:lang w:val="id_ID" w:bidi="id_ID"/>
-          </w:rPr>
-          <w:rPr>
-            <w:color w:val="0000EE"/>
-            <w:u w:val="single"/>
-          </w:rPr>
-          <w:t>Yes. 28:16</w:t>
-        </w:r>
-      </w:hyperlink>
+      <w:r>
+        <w:rPr>
+          <w:lang w:val="id_ID" w:bidi="id_ID"/>
+        </w:rPr>
+        <w:t>Yes. 28:16</w:t>
+      </w:r>
       <w:r>
         <w:rPr>
           <w:lang w:val="id_ID" w:bidi="id_ID"/>
         </w:rPr>
         <w:t xml:space="preserve"> (</w:t>
       </w:r>
-      <w:hyperlink r:id="rId73">
-        <w:r>
-          <w:rPr>
-            <w:lang w:val="id_ID" w:bidi="id_ID"/>
-          </w:rPr>
-          <w:rPr>
-            <w:color w:val="0000EE"/>
-            <w:u w:val="single"/>
-          </w:rPr>
-          <w:t>Rm. 9:33</w:t>
-        </w:r>
-      </w:hyperlink>
+      <w:r>
+        <w:rPr>
+          <w:lang w:val="id_ID" w:bidi="id_ID"/>
+        </w:rPr>
+        <w:t>Rm. 9:33</w:t>
+      </w:r>
       <w:r>
         <w:rPr>
           <w:lang w:val="id_ID" w:bidi="id_ID"/>
@@ -2836,18 +2452,12 @@
         </w:rPr>
         <w:t xml:space="preserve">Petrus menerapkan deskripsi tentang bangsa Israel dalam Perjanjian Lama (lihat, misalnya, </w:t>
       </w:r>
-      <w:hyperlink r:id="rId74">
-        <w:r>
-          <w:rPr>
-            <w:lang w:val="id_ID" w:bidi="id_ID"/>
-          </w:rPr>
-          <w:rPr>
-            <w:color w:val="0000EE"/>
-            <w:u w:val="single"/>
-          </w:rPr>
-          <w:t>Kel. 19:5–6</w:t>
-        </w:r>
-      </w:hyperlink>
+      <w:r>
+        <w:rPr>
+          <w:lang w:val="id_ID" w:bidi="id_ID"/>
+        </w:rPr>
+        <w:t>Kel. 19:5–6</w:t>
+      </w:r>
       <w:r>
         <w:rPr>
           <w:lang w:val="id_ID" w:bidi="id_ID"/>
@@ -2902,18 +2512,12 @@
         </w:rPr>
         <w:t xml:space="preserve">“Pendatang dan perantau”: Orang percaya bukanlah milik dunia ini, melainkan Kerajaan Surga (lihat </w:t>
       </w:r>
-      <w:hyperlink r:id="rId49">
-        <w:r>
-          <w:rPr>
-            <w:lang w:val="id_ID" w:bidi="id_ID"/>
-          </w:rPr>
-          <w:rPr>
-            <w:color w:val="0000EE"/>
-            <w:u w:val="single"/>
-          </w:rPr>
-          <w:t>1Ptr. 1:1</w:t>
-        </w:r>
-      </w:hyperlink>
+      <w:r>
+        <w:rPr>
+          <w:lang w:val="id_ID" w:bidi="id_ID"/>
+        </w:rPr>
+        <w:t>1Ptr. 1:1</w:t>
+      </w:r>
       <w:r>
         <w:rPr>
           <w:lang w:val="id_ID" w:bidi="id_ID"/>
@@ -3042,36 +2646,24 @@
         </w:rPr>
         <w:t xml:space="preserve"> digunakan dalam Perjanjian Lama Yunani untuk menggambarkan saat ketika Allah akan mengunjungi musuh-musuh-Nya untuk menghakimi mereka (</w:t>
       </w:r>
-      <w:hyperlink r:id="rId75">
-        <w:r>
-          <w:rPr>
-            <w:lang w:val="id_ID" w:bidi="id_ID"/>
-          </w:rPr>
-          <w:rPr>
-            <w:color w:val="0000EE"/>
-            <w:u w:val="single"/>
-          </w:rPr>
-          <w:t>Yes. 10:3</w:t>
-        </w:r>
-      </w:hyperlink>
+      <w:r>
+        <w:rPr>
+          <w:lang w:val="id_ID" w:bidi="id_ID"/>
+        </w:rPr>
+        <w:t>Yes. 10:3</w:t>
+      </w:r>
       <w:r>
         <w:rPr>
           <w:lang w:val="id_ID" w:bidi="id_ID"/>
         </w:rPr>
         <w:t xml:space="preserve">; </w:t>
       </w:r>
-      <w:hyperlink r:id="rId76">
-        <w:r>
-          <w:rPr>
-            <w:lang w:val="id_ID" w:bidi="id_ID"/>
-          </w:rPr>
-          <w:rPr>
-            <w:color w:val="0000EE"/>
-            <w:u w:val="single"/>
-          </w:rPr>
-          <w:t>Yer. 6:15</w:t>
-        </w:r>
-      </w:hyperlink>
+      <w:r>
+        <w:rPr>
+          <w:lang w:val="id_ID" w:bidi="id_ID"/>
+        </w:rPr>
+        <w:t>Yer. 6:15</w:t>
+      </w:r>
       <w:r>
         <w:rPr>
           <w:lang w:val="id_ID" w:bidi="id_ID"/>
@@ -3174,126 +2766,84 @@
         </w:rPr>
         <w:t>Bagian ini berfokus pada frasa kunci "tunduk kepada semua lembaga manusia", yang diterapkan oleh Petrus pada beberapa hubungan: Orang Kristen harus menerima otoritas dari mereka yang berada dalam pemerintahan (</w:t>
       </w:r>
-      <w:hyperlink r:id="rId77">
-        <w:r>
-          <w:rPr>
-            <w:lang w:val="id_ID" w:bidi="id_ID"/>
-          </w:rPr>
-          <w:rPr>
-            <w:color w:val="0000EE"/>
-            <w:u w:val="single"/>
-          </w:rPr>
-          <w:t>1Ptr. 2:13–17</w:t>
-        </w:r>
-      </w:hyperlink>
+      <w:r>
+        <w:rPr>
+          <w:lang w:val="id_ID" w:bidi="id_ID"/>
+        </w:rPr>
+        <w:t>1Ptr. 2:13–17</w:t>
+      </w:r>
       <w:r>
         <w:rPr>
           <w:lang w:val="id_ID" w:bidi="id_ID"/>
         </w:rPr>
         <w:t>), budak Kristen harus menerima otoritas dari tuan mereka (</w:t>
       </w:r>
-      <w:hyperlink r:id="rId78">
-        <w:r>
-          <w:rPr>
-            <w:lang w:val="id_ID" w:bidi="id_ID"/>
-          </w:rPr>
-          <w:rPr>
-            <w:color w:val="0000EE"/>
-            <w:u w:val="single"/>
-          </w:rPr>
-          <w:t>1Ptr. 2:18–25</w:t>
-        </w:r>
-      </w:hyperlink>
+      <w:r>
+        <w:rPr>
+          <w:lang w:val="id_ID" w:bidi="id_ID"/>
+        </w:rPr>
+        <w:t>1Ptr. 2:18–25</w:t>
+      </w:r>
       <w:r>
         <w:rPr>
           <w:lang w:val="id_ID" w:bidi="id_ID"/>
         </w:rPr>
         <w:t>), dan istri Kristen harus menerima otoritas dari suami mereka (</w:t>
       </w:r>
-      <w:hyperlink r:id="rId79">
-        <w:r>
-          <w:rPr>
-            <w:lang w:val="id_ID" w:bidi="id_ID"/>
-          </w:rPr>
-          <w:rPr>
-            <w:color w:val="0000EE"/>
-            <w:u w:val="single"/>
-          </w:rPr>
-          <w:t>1Ptr. 3:1–6</w:t>
-        </w:r>
-      </w:hyperlink>
+      <w:r>
+        <w:rPr>
+          <w:lang w:val="id_ID" w:bidi="id_ID"/>
+        </w:rPr>
+        <w:t>1Ptr. 3:1–6</w:t>
+      </w:r>
       <w:r>
         <w:rPr>
           <w:lang w:val="id_ID" w:bidi="id_ID"/>
         </w:rPr>
         <w:t xml:space="preserve">). Petrus tampaknya mengikuti penggunaan awal Kristen dari nilai-nilai rumah tangga tradisional, di mana serangkaian instruksi diberikan kepada anggota rumah tangga yang berbeda (bdk. </w:t>
       </w:r>
-      <w:hyperlink r:id="rId80">
-        <w:r>
-          <w:rPr>
-            <w:lang w:val="id_ID" w:bidi="id_ID"/>
-          </w:rPr>
-          <w:rPr>
-            <w:color w:val="0000EE"/>
-            <w:u w:val="single"/>
-          </w:rPr>
-          <w:t>Ef. 5:21–6:9</w:t>
-        </w:r>
-      </w:hyperlink>
+      <w:r>
+        <w:rPr>
+          <w:lang w:val="id_ID" w:bidi="id_ID"/>
+        </w:rPr>
+        <w:t>Ef. 5:21–6:9</w:t>
+      </w:r>
       <w:r>
         <w:rPr>
           <w:lang w:val="id_ID" w:bidi="id_ID"/>
         </w:rPr>
         <w:t xml:space="preserve">; </w:t>
       </w:r>
-      <w:hyperlink r:id="rId81">
-        <w:r>
-          <w:rPr>
-            <w:lang w:val="id_ID" w:bidi="id_ID"/>
-          </w:rPr>
-          <w:rPr>
-            <w:color w:val="0000EE"/>
-            <w:u w:val="single"/>
-          </w:rPr>
-          <w:t>Kol. 3:18–4:1</w:t>
-        </w:r>
-      </w:hyperlink>
+      <w:r>
+        <w:rPr>
+          <w:lang w:val="id_ID" w:bidi="id_ID"/>
+        </w:rPr>
+        <w:t>Kol. 3:18–4:1</w:t>
+      </w:r>
       <w:r>
         <w:rPr>
           <w:lang w:val="id_ID" w:bidi="id_ID"/>
         </w:rPr>
         <w:t xml:space="preserve">; </w:t>
       </w:r>
-      <w:hyperlink r:id="rId82">
-        <w:r>
-          <w:rPr>
-            <w:lang w:val="id_ID" w:bidi="id_ID"/>
-          </w:rPr>
-          <w:rPr>
-            <w:color w:val="0000EE"/>
-            <w:u w:val="single"/>
-          </w:rPr>
-          <w:t>1Tim. 5:1–6:2</w:t>
-        </w:r>
-      </w:hyperlink>
+      <w:r>
+        <w:rPr>
+          <w:lang w:val="id_ID" w:bidi="id_ID"/>
+        </w:rPr>
+        <w:t>1Tim. 5:1–6:2</w:t>
+      </w:r>
       <w:r>
         <w:rPr>
           <w:lang w:val="id_ID" w:bidi="id_ID"/>
         </w:rPr>
         <w:t xml:space="preserve">; </w:t>
       </w:r>
-      <w:hyperlink r:id="rId83">
-        <w:r>
-          <w:rPr>
-            <w:lang w:val="id_ID" w:bidi="id_ID"/>
-          </w:rPr>
-          <w:rPr>
-            <w:color w:val="0000EE"/>
-            <w:u w:val="single"/>
-          </w:rPr>
-          <w:t>Tit. 2:1–10</w:t>
-        </w:r>
-      </w:hyperlink>
+      <w:r>
+        <w:rPr>
+          <w:lang w:val="id_ID" w:bidi="id_ID"/>
+        </w:rPr>
+        <w:t>Tit. 2:1–10</w:t>
+      </w:r>
       <w:r>
         <w:rPr>
           <w:lang w:val="id_ID" w:bidi="id_ID"/>
@@ -3348,18 +2898,12 @@
         </w:rPr>
         <w:t xml:space="preserve">untuk menghukum orang-orang yang berbuat jahat dan menghormati orang-orang yang berbuat baik: Lihat juga </w:t>
       </w:r>
-      <w:hyperlink r:id="rId84">
-        <w:r>
-          <w:rPr>
-            <w:lang w:val="id_ID" w:bidi="id_ID"/>
-          </w:rPr>
-          <w:rPr>
-            <w:color w:val="0000EE"/>
-            <w:u w:val="single"/>
-          </w:rPr>
-          <w:t>Rm. 13:3–4</w:t>
-        </w:r>
-      </w:hyperlink>
+      <w:r>
+        <w:rPr>
+          <w:lang w:val="id_ID" w:bidi="id_ID"/>
+        </w:rPr>
+        <w:t>Rm. 13:3–4</w:t>
+      </w:r>
       <w:r>
         <w:rPr>
           <w:lang w:val="id_ID" w:bidi="id_ID"/>
@@ -3439,18 +2983,12 @@
         </w:rPr>
         <w:t xml:space="preserve">. • Takutlah akan Allah, dan hormatilah raja: Petrus mungkin sedang merenungkan pernyataan seimbang dari Yesus tentang kewajiban Kristen terhadap Allah dan pemerintah (lihat </w:t>
       </w:r>
-      <w:hyperlink r:id="rId85">
-        <w:r>
-          <w:rPr>
-            <w:lang w:val="id_ID" w:bidi="id_ID"/>
-          </w:rPr>
-          <w:rPr>
-            <w:color w:val="0000EE"/>
-            <w:u w:val="single"/>
-          </w:rPr>
-          <w:t>Mat. 22:21</w:t>
-        </w:r>
-      </w:hyperlink>
+      <w:r>
+        <w:rPr>
+          <w:lang w:val="id_ID" w:bidi="id_ID"/>
+        </w:rPr>
+        <w:t>Mat. 22:21</w:t>
+      </w:r>
       <w:r>
         <w:rPr>
           <w:lang w:val="id_ID" w:bidi="id_ID"/>
@@ -3518,54 +3056,36 @@
         </w:rPr>
         <w:t xml:space="preserve">): Petrus mungkin memanggil budak untuk takut kepada Allah (lihat </w:t>
       </w:r>
-      <w:hyperlink r:id="rId86">
-        <w:r>
-          <w:rPr>
-            <w:lang w:val="id_ID" w:bidi="id_ID"/>
-          </w:rPr>
-          <w:rPr>
-            <w:color w:val="0000EE"/>
-            <w:u w:val="single"/>
-          </w:rPr>
-          <w:t>1Ptr. 2:17</w:t>
-        </w:r>
-      </w:hyperlink>
+      <w:r>
+        <w:rPr>
+          <w:lang w:val="id_ID" w:bidi="id_ID"/>
+        </w:rPr>
+        <w:t>1Ptr. 2:17</w:t>
+      </w:r>
       <w:r>
         <w:rPr>
           <w:lang w:val="id_ID" w:bidi="id_ID"/>
         </w:rPr>
         <w:t xml:space="preserve">; bandingkan </w:t>
       </w:r>
-      <w:hyperlink r:id="rId87">
-        <w:r>
-          <w:rPr>
-            <w:lang w:val="id_ID" w:bidi="id_ID"/>
-          </w:rPr>
-          <w:rPr>
-            <w:color w:val="0000EE"/>
-            <w:u w:val="single"/>
-          </w:rPr>
-          <w:t>1Ptr. 1:17</w:t>
-        </w:r>
-      </w:hyperlink>
+      <w:r>
+        <w:rPr>
+          <w:lang w:val="id_ID" w:bidi="id_ID"/>
+        </w:rPr>
+        <w:t>1Ptr. 1:17</w:t>
+      </w:r>
       <w:r>
         <w:rPr>
           <w:lang w:val="id_ID" w:bidi="id_ID"/>
         </w:rPr>
         <w:t>) atau hukuman dari tuan, tetapi dia sering berbicara dengan cara ini tentang sikap hormat yang harus dimiliki orang Kristen terhadap orang lain (</w:t>
       </w:r>
-      <w:hyperlink r:id="rId88">
-        <w:r>
-          <w:rPr>
-            <w:lang w:val="id_ID" w:bidi="id_ID"/>
-          </w:rPr>
-          <w:rPr>
-            <w:color w:val="0000EE"/>
-            <w:u w:val="single"/>
-          </w:rPr>
-          <w:t>1Ptr. 3:16</w:t>
-        </w:r>
-      </w:hyperlink>
+      <w:r>
+        <w:rPr>
+          <w:lang w:val="id_ID" w:bidi="id_ID"/>
+        </w:rPr>
+        <w:t>1Ptr. 3:16</w:t>
+      </w:r>
       <w:r>
         <w:rPr>
           <w:lang w:val="id_ID" w:bidi="id_ID"/>
@@ -3668,36 +3188,24 @@
         </w:rPr>
         <w:t>Walaupun tidak ada perubahan sapaan yang eksplisit di sini, sifat umum dari ayat-ayat ini membuatnya berlaku untuk semua orang beriman. • Ayat-ayat ini mungkin menggabungkan himne atau pengakuan iman Kristen awal tentang Kristus (</w:t>
       </w:r>
-      <w:hyperlink r:id="rId89">
-        <w:r>
-          <w:rPr>
-            <w:lang w:val="id_ID" w:bidi="id_ID"/>
-          </w:rPr>
-          <w:rPr>
-            <w:color w:val="0000EE"/>
-            <w:u w:val="single"/>
-          </w:rPr>
-          <w:t>Yes. 2:22–25</w:t>
-        </w:r>
-      </w:hyperlink>
+      <w:r>
+        <w:rPr>
+          <w:lang w:val="id_ID" w:bidi="id_ID"/>
+        </w:rPr>
+        <w:t>Yes. 2:22–25</w:t>
+      </w:r>
       <w:r>
         <w:rPr>
           <w:lang w:val="id_ID" w:bidi="id_ID"/>
         </w:rPr>
         <w:t xml:space="preserve">). Fokusnya adalah pada penderitaan penebusan Kristus dengan bahasa yang sebagian besar diambil dari </w:t>
       </w:r>
-      <w:hyperlink r:id="rId90">
-        <w:r>
-          <w:rPr>
-            <w:lang w:val="id_ID" w:bidi="id_ID"/>
-          </w:rPr>
-          <w:rPr>
-            <w:color w:val="0000EE"/>
-            <w:u w:val="single"/>
-          </w:rPr>
-          <w:t>Yes. 52:13–53:12</w:t>
-        </w:r>
-      </w:hyperlink>
+      <w:r>
+        <w:rPr>
+          <w:lang w:val="id_ID" w:bidi="id_ID"/>
+        </w:rPr>
+        <w:t>Yes. 52:13–53:12</w:t>
+      </w:r>
       <w:r>
         <w:rPr>
           <w:lang w:val="id_ID" w:bidi="id_ID"/>
@@ -3752,90 +3260,60 @@
         </w:rPr>
         <w:t xml:space="preserve">Ia sendiri telah memikul dosa kita: Frasa ini merujuk pada </w:t>
       </w:r>
-      <w:hyperlink r:id="rId91">
-        <w:r>
-          <w:rPr>
-            <w:lang w:val="id_ID" w:bidi="id_ID"/>
-          </w:rPr>
-          <w:rPr>
-            <w:color w:val="0000EE"/>
-            <w:u w:val="single"/>
-          </w:rPr>
-          <w:t>Yes. 53:4</w:t>
-        </w:r>
-      </w:hyperlink>
+      <w:r>
+        <w:rPr>
+          <w:lang w:val="id_ID" w:bidi="id_ID"/>
+        </w:rPr>
+        <w:t>Yes. 53:4</w:t>
+      </w:r>
       <w:r>
         <w:rPr>
           <w:lang w:val="id_ID" w:bidi="id_ID"/>
         </w:rPr>
         <w:t xml:space="preserve">, </w:t>
       </w:r>
-      <w:hyperlink r:id="rId92">
-        <w:r>
-          <w:rPr>
-            <w:lang w:val="id_ID" w:bidi="id_ID"/>
-          </w:rPr>
-          <w:rPr>
-            <w:color w:val="0000EE"/>
-            <w:u w:val="single"/>
-          </w:rPr>
-          <w:t>11–12</w:t>
-        </w:r>
-      </w:hyperlink>
+      <w:r>
+        <w:rPr>
+          <w:lang w:val="id_ID" w:bidi="id_ID"/>
+        </w:rPr>
+        <w:t>11–12</w:t>
+      </w:r>
       <w:r>
         <w:rPr>
           <w:lang w:val="id_ID" w:bidi="id_ID"/>
         </w:rPr>
         <w:t xml:space="preserve">. • Oleh bilur-bilur-Nya kamu telah sembuh: Penderitaan fisik Kristus telah membebaskan kita dari perbudakan dosa (lihat </w:t>
       </w:r>
-      <w:hyperlink r:id="rId93">
-        <w:r>
-          <w:rPr>
-            <w:lang w:val="id_ID" w:bidi="id_ID"/>
-          </w:rPr>
-          <w:rPr>
-            <w:color w:val="0000EE"/>
-            <w:u w:val="single"/>
-          </w:rPr>
-          <w:t>Yes. 53:5</w:t>
-        </w:r>
-      </w:hyperlink>
+      <w:r>
+        <w:rPr>
+          <w:lang w:val="id_ID" w:bidi="id_ID"/>
+        </w:rPr>
+        <w:t>Yes. 53:5</w:t>
+      </w:r>
       <w:r>
         <w:rPr>
           <w:lang w:val="id_ID" w:bidi="id_ID"/>
         </w:rPr>
         <w:t xml:space="preserve">). Matius menggunakan bahasa serupa dari </w:t>
       </w:r>
-      <w:hyperlink r:id="rId91">
-        <w:r>
-          <w:rPr>
-            <w:lang w:val="id_ID" w:bidi="id_ID"/>
-          </w:rPr>
-          <w:rPr>
-            <w:color w:val="0000EE"/>
-            <w:u w:val="single"/>
-          </w:rPr>
-          <w:t>Yes. 53:4</w:t>
-        </w:r>
-      </w:hyperlink>
+      <w:r>
+        <w:rPr>
+          <w:lang w:val="id_ID" w:bidi="id_ID"/>
+        </w:rPr>
+        <w:t>Yes. 53:4</w:t>
+      </w:r>
       <w:r>
         <w:rPr>
           <w:lang w:val="id_ID" w:bidi="id_ID"/>
         </w:rPr>
         <w:t xml:space="preserve"> untuk menggambarkan penyembuhan fisik yang dilakukan oleh Yesus (</w:t>
       </w:r>
-      <w:hyperlink r:id="rId94">
-        <w:r>
-          <w:rPr>
-            <w:lang w:val="id_ID" w:bidi="id_ID"/>
-          </w:rPr>
-          <w:rPr>
-            <w:color w:val="0000EE"/>
-            <w:u w:val="single"/>
-          </w:rPr>
-          <w:t>Mat. 8:17</w:t>
-        </w:r>
-      </w:hyperlink>
+      <w:r>
+        <w:rPr>
+          <w:lang w:val="id_ID" w:bidi="id_ID"/>
+        </w:rPr>
+        <w:t>Mat. 8:17</w:t>
+      </w:r>
       <w:r>
         <w:rPr>
           <w:lang w:val="id_ID" w:bidi="id_ID"/>
@@ -3903,90 +3381,60 @@
         </w:rPr>
         <w:t xml:space="preserve">): Istri diinstruksikan untuk mengakui bahwa Allah telah menunjuk suami sebagai kepala dalam hubungan (lihat </w:t>
       </w:r>
-      <w:hyperlink r:id="rId95">
-        <w:r>
-          <w:rPr>
-            <w:lang w:val="id_ID" w:bidi="id_ID"/>
-          </w:rPr>
-          <w:rPr>
-            <w:color w:val="0000EE"/>
-            <w:u w:val="single"/>
-          </w:rPr>
-          <w:t>2:13</w:t>
-        </w:r>
-      </w:hyperlink>
+      <w:r>
+        <w:rPr>
+          <w:lang w:val="id_ID" w:bidi="id_ID"/>
+        </w:rPr>
+        <w:t>2:13</w:t>
+      </w:r>
       <w:r>
         <w:rPr>
           <w:lang w:val="id_ID" w:bidi="id_ID"/>
         </w:rPr>
         <w:t xml:space="preserve">; </w:t>
       </w:r>
-      <w:hyperlink r:id="rId96">
-        <w:r>
-          <w:rPr>
-            <w:lang w:val="id_ID" w:bidi="id_ID"/>
-          </w:rPr>
-          <w:rPr>
-            <w:color w:val="0000EE"/>
-            <w:u w:val="single"/>
-          </w:rPr>
-          <w:t>Ef. 5:22–25</w:t>
-        </w:r>
-      </w:hyperlink>
+      <w:r>
+        <w:rPr>
+          <w:lang w:val="id_ID" w:bidi="id_ID"/>
+        </w:rPr>
+        <w:t>Ef. 5:22–25</w:t>
+      </w:r>
       <w:r>
         <w:rPr>
           <w:lang w:val="id_ID" w:bidi="id_ID"/>
         </w:rPr>
         <w:t xml:space="preserve">). Tunduk dalam dunia kuno berarti ketaatan (lihat </w:t>
       </w:r>
-      <w:hyperlink r:id="rId97">
-        <w:r>
-          <w:rPr>
-            <w:lang w:val="id_ID" w:bidi="id_ID"/>
-          </w:rPr>
-          <w:rPr>
-            <w:color w:val="0000EE"/>
-            <w:u w:val="single"/>
-          </w:rPr>
-          <w:t>1Ptr. 3:6</w:t>
-        </w:r>
-      </w:hyperlink>
+      <w:r>
+        <w:rPr>
+          <w:lang w:val="id_ID" w:bidi="id_ID"/>
+        </w:rPr>
+        <w:t>1Ptr. 3:6</w:t>
+      </w:r>
       <w:r>
         <w:rPr>
           <w:lang w:val="id_ID" w:bidi="id_ID"/>
         </w:rPr>
         <w:t>). Allah juga bermaksud agar suami menjadi kepala yang penuh kasih dan hormat (</w:t>
       </w:r>
-      <w:hyperlink r:id="rId98">
-        <w:r>
-          <w:rPr>
-            <w:lang w:val="id_ID" w:bidi="id_ID"/>
-          </w:rPr>
-          <w:rPr>
-            <w:color w:val="0000EE"/>
-            <w:u w:val="single"/>
-          </w:rPr>
-          <w:t>1Ptr. 3:7</w:t>
-        </w:r>
-      </w:hyperlink>
+      <w:r>
+        <w:rPr>
+          <w:lang w:val="id_ID" w:bidi="id_ID"/>
+        </w:rPr>
+        <w:t>1Ptr. 3:7</w:t>
+      </w:r>
       <w:r>
         <w:rPr>
           <w:lang w:val="id_ID" w:bidi="id_ID"/>
         </w:rPr>
         <w:t xml:space="preserve">; lihat </w:t>
       </w:r>
-      <w:hyperlink r:id="rId99">
-        <w:r>
-          <w:rPr>
-            <w:lang w:val="id_ID" w:bidi="id_ID"/>
-          </w:rPr>
-          <w:rPr>
-            <w:color w:val="0000EE"/>
-            <w:u w:val="single"/>
-          </w:rPr>
-          <w:t>Ef. 5:25–30</w:t>
-        </w:r>
-      </w:hyperlink>
+      <w:r>
+        <w:rPr>
+          <w:lang w:val="id_ID" w:bidi="id_ID"/>
+        </w:rPr>
+        <w:t>Ef. 5:25–30</w:t>
+      </w:r>
       <w:r>
         <w:rPr>
           <w:lang w:val="id_ID" w:bidi="id_ID"/>
@@ -4041,54 +3489,36 @@
         </w:rPr>
         <w:t>Nasihat terakhir dari tiga nasihat Petrus tentang menerima otoritas (</w:t>
       </w:r>
-      <w:hyperlink r:id="rId100">
-        <w:r>
-          <w:rPr>
-            <w:lang w:val="id_ID" w:bidi="id_ID"/>
-          </w:rPr>
-          <w:rPr>
-            <w:color w:val="0000EE"/>
-            <w:u w:val="single"/>
-          </w:rPr>
-          <w:t>1Ptr. 2:13–3:7</w:t>
-        </w:r>
-      </w:hyperlink>
+      <w:r>
+        <w:rPr>
+          <w:lang w:val="id_ID" w:bidi="id_ID"/>
+        </w:rPr>
+        <w:t>1Ptr. 2:13–3:7</w:t>
+      </w:r>
       <w:r>
         <w:rPr>
           <w:lang w:val="id_ID" w:bidi="id_ID"/>
         </w:rPr>
         <w:t xml:space="preserve">) berkaitan dengan hubungan antara istri dan suami (bdk. </w:t>
       </w:r>
-      <w:hyperlink r:id="rId101">
-        <w:r>
-          <w:rPr>
-            <w:lang w:val="id_ID" w:bidi="id_ID"/>
-          </w:rPr>
-          <w:rPr>
-            <w:color w:val="0000EE"/>
-            <w:u w:val="single"/>
-          </w:rPr>
-          <w:t>Ef. 5:21–33</w:t>
-        </w:r>
-      </w:hyperlink>
+      <w:r>
+        <w:rPr>
+          <w:lang w:val="id_ID" w:bidi="id_ID"/>
+        </w:rPr>
+        <w:t>Ef. 5:21–33</w:t>
+      </w:r>
       <w:r>
         <w:rPr>
           <w:lang w:val="id_ID" w:bidi="id_ID"/>
         </w:rPr>
         <w:t xml:space="preserve">; </w:t>
       </w:r>
-      <w:hyperlink r:id="rId102">
-        <w:r>
-          <w:rPr>
-            <w:lang w:val="id_ID" w:bidi="id_ID"/>
-          </w:rPr>
-          <w:rPr>
-            <w:color w:val="0000EE"/>
-            <w:u w:val="single"/>
-          </w:rPr>
-          <w:t>Kol. 3:18–19</w:t>
-        </w:r>
-      </w:hyperlink>
+      <w:r>
+        <w:rPr>
+          <w:lang w:val="id_ID" w:bidi="id_ID"/>
+        </w:rPr>
+        <w:t>Kol. 3:18–19</w:t>
+      </w:r>
       <w:r>
         <w:rPr>
           <w:lang w:val="id_ID" w:bidi="id_ID"/>
@@ -4149,18 +3579,12 @@
         </w:rPr>
         <w:t xml:space="preserve">: Perkataan Petrus ini kadang-kadang ditafsirkan seolah-olah ia mengutuk segala bentuk perhiasan wanita, tetapi ini bukanlah maksudnya. Sebaliknya, ia menekankan bahwa wanita Kristen seharusnya dikenal bukan karena keindahan pakaian dan perhiasan, melainkan karena keindahan batiniah dari roh yang lembut dan tenang. Lihat juga </w:t>
       </w:r>
-      <w:hyperlink r:id="rId103">
-        <w:r>
-          <w:rPr>
-            <w:lang w:val="id_ID" w:bidi="id_ID"/>
-          </w:rPr>
-          <w:rPr>
-            <w:color w:val="0000EE"/>
-            <w:u w:val="single"/>
-          </w:rPr>
-          <w:t>1Tim 2:9–10</w:t>
-        </w:r>
-      </w:hyperlink>
+      <w:r>
+        <w:rPr>
+          <w:lang w:val="id_ID" w:bidi="id_ID"/>
+        </w:rPr>
+        <w:t>1Tim 2:9–10</w:t>
+      </w:r>
       <w:r>
         <w:rPr>
           <w:lang w:val="id_ID" w:bidi="id_ID"/>
@@ -4215,18 +3639,12 @@
         </w:rPr>
         <w:t xml:space="preserve">dan menamai dia tuannya: Lihat </w:t>
       </w:r>
-      <w:hyperlink r:id="rId104">
-        <w:r>
-          <w:rPr>
-            <w:lang w:val="id_ID" w:bidi="id_ID"/>
-          </w:rPr>
-          <w:rPr>
-            <w:color w:val="0000EE"/>
-            <w:u w:val="single"/>
-          </w:rPr>
-          <w:t>Kej. 18:12</w:t>
-        </w:r>
-      </w:hyperlink>
+      <w:r>
+        <w:rPr>
+          <w:lang w:val="id_ID" w:bidi="id_ID"/>
+        </w:rPr>
+        <w:t>Kej. 18:12</w:t>
+      </w:r>
       <w:r>
         <w:rPr>
           <w:lang w:val="id_ID" w:bidi="id_ID"/>
@@ -4281,54 +3699,36 @@
         </w:rPr>
         <w:t>Demikian juga kamu: Seperti budak dan istri (</w:t>
       </w:r>
-      <w:hyperlink r:id="rId105">
-        <w:r>
-          <w:rPr>
-            <w:lang w:val="id_ID" w:bidi="id_ID"/>
-          </w:rPr>
-          <w:rPr>
-            <w:color w:val="0000EE"/>
-            <w:u w:val="single"/>
-          </w:rPr>
-          <w:t>1Ptr. 2:18–3:6</w:t>
-        </w:r>
-      </w:hyperlink>
+      <w:r>
+        <w:rPr>
+          <w:lang w:val="id_ID" w:bidi="id_ID"/>
+        </w:rPr>
+        <w:t>1Ptr. 2:18–3:6</w:t>
+      </w:r>
       <w:r>
         <w:rPr>
           <w:lang w:val="id_ID" w:bidi="id_ID"/>
         </w:rPr>
         <w:t xml:space="preserve">), suami juga memiliki tanggung jawab khusus dalam rumah tangga. • sebagai kaum yang lebih lemah: Petrus mungkin memikirkan kekuatan fisik perempuan dan mungkin status sosialnya. Karena perempuan biasanya secara fisik lebih lemah daripada laki-laki dan seringkali kurang mampu untuk menegaskan diri mereka dalam masyarakat tersebut, suami memiliki kewajiban untuk melindungi dan merawat istrinya. • Teman pewaris dari kasih karunia yaitu kehidupan: Kepemimpinan suami harus seimbang dan diinformasikan oleh status setara yang dimiliki laki-laki dan perempuan di hadapan Allah (lihat juga </w:t>
       </w:r>
-      <w:hyperlink r:id="rId106">
-        <w:r>
-          <w:rPr>
-            <w:lang w:val="id_ID" w:bidi="id_ID"/>
-          </w:rPr>
-          <w:rPr>
-            <w:color w:val="0000EE"/>
-            <w:u w:val="single"/>
-          </w:rPr>
-          <w:t>Gal.3:26–29</w:t>
-        </w:r>
-      </w:hyperlink>
+      <w:r>
+        <w:rPr>
+          <w:lang w:val="id_ID" w:bidi="id_ID"/>
+        </w:rPr>
+        <w:t>Gal.3:26–29</w:t>
+      </w:r>
       <w:r>
         <w:rPr>
           <w:lang w:val="id_ID" w:bidi="id_ID"/>
         </w:rPr>
         <w:t xml:space="preserve">). • Doa seorang suami dapat terhalang jika dia tidak memberikan penghormatan luar biasa kepada istrinya (bdk. </w:t>
       </w:r>
-      <w:hyperlink r:id="rId107">
-        <w:r>
-          <w:rPr>
-            <w:lang w:val="id_ID" w:bidi="id_ID"/>
-          </w:rPr>
-          <w:rPr>
-            <w:color w:val="0000EE"/>
-            <w:u w:val="single"/>
-          </w:rPr>
-          <w:t>Yak. 4:3</w:t>
-        </w:r>
-      </w:hyperlink>
+      <w:r>
+        <w:rPr>
+          <w:lang w:val="id_ID" w:bidi="id_ID"/>
+        </w:rPr>
+        <w:t>Yak. 4:3</w:t>
+      </w:r>
       <w:r>
         <w:rPr>
           <w:lang w:val="id_ID" w:bidi="id_ID"/>
@@ -4383,54 +3783,36 @@
         </w:rPr>
         <w:t>Dan akhirnya: Ini adalah yang terakhir dalam rangkaian nasihat kepada berbagai kelompok (</w:t>
       </w:r>
-      <w:hyperlink r:id="rId108">
-        <w:r>
-          <w:rPr>
-            <w:lang w:val="id_ID" w:bidi="id_ID"/>
-          </w:rPr>
-          <w:rPr>
-            <w:color w:val="0000EE"/>
-            <w:u w:val="single"/>
-          </w:rPr>
-          <w:t>1Ptr. 2:13–3:12</w:t>
-        </w:r>
-      </w:hyperlink>
+      <w:r>
+        <w:rPr>
+          <w:lang w:val="id_ID" w:bidi="id_ID"/>
+        </w:rPr>
+        <w:t>1Ptr. 2:13–3:12</w:t>
+      </w:r>
       <w:r>
         <w:rPr>
           <w:lang w:val="id_ID" w:bidi="id_ID"/>
         </w:rPr>
         <w:t>). Di sini, semua orang percaya harus memberi tanggapan kepada orang lain—baik yang percaya (</w:t>
       </w:r>
-      <w:hyperlink r:id="rId109">
-        <w:r>
-          <w:rPr>
-            <w:lang w:val="id_ID" w:bidi="id_ID"/>
-          </w:rPr>
-          <w:rPr>
-            <w:color w:val="0000EE"/>
-            <w:u w:val="single"/>
-          </w:rPr>
-          <w:t>1Ptr. 3:8</w:t>
-        </w:r>
-      </w:hyperlink>
+      <w:r>
+        <w:rPr>
+          <w:lang w:val="id_ID" w:bidi="id_ID"/>
+        </w:rPr>
+        <w:t>1Ptr. 3:8</w:t>
+      </w:r>
       <w:r>
         <w:rPr>
           <w:lang w:val="id_ID" w:bidi="id_ID"/>
         </w:rPr>
         <w:t>) maupun yang tidak percaya (</w:t>
       </w:r>
-      <w:hyperlink r:id="rId110">
-        <w:r>
-          <w:rPr>
-            <w:lang w:val="id_ID" w:bidi="id_ID"/>
-          </w:rPr>
-          <w:rPr>
-            <w:color w:val="0000EE"/>
-            <w:u w:val="single"/>
-          </w:rPr>
-          <w:t>1Ptr. 3:9–12</w:t>
-        </w:r>
-      </w:hyperlink>
+      <w:r>
+        <w:rPr>
+          <w:lang w:val="id_ID" w:bidi="id_ID"/>
+        </w:rPr>
+        <w:t>1Ptr. 3:9–12</w:t>
+      </w:r>
       <w:r>
         <w:rPr>
           <w:lang w:val="id_ID" w:bidi="id_ID"/>
@@ -4533,54 +3915,36 @@
         </w:rPr>
         <w:t xml:space="preserve">Petrus menekankan hubungan antara perilaku dan berkat dengan mengutip </w:t>
       </w:r>
-      <w:hyperlink r:id="rId111">
-        <w:r>
-          <w:rPr>
-            <w:lang w:val="id_ID" w:bidi="id_ID"/>
-          </w:rPr>
-          <w:rPr>
-            <w:color w:val="0000EE"/>
-            <w:u w:val="single"/>
-          </w:rPr>
-          <w:t>Mzm. 34:12–16</w:t>
-        </w:r>
-      </w:hyperlink>
+      <w:r>
+        <w:rPr>
+          <w:lang w:val="id_ID" w:bidi="id_ID"/>
+        </w:rPr>
+        <w:t>Mzm. 34:12–16</w:t>
+      </w:r>
       <w:r>
         <w:rPr>
           <w:lang w:val="id_ID" w:bidi="id_ID"/>
         </w:rPr>
         <w:t xml:space="preserve">. Mazmur ini penting dalam ajaran Kristen mula-mula (lihat juga </w:t>
       </w:r>
-      <w:hyperlink r:id="rId112">
-        <w:r>
-          <w:rPr>
-            <w:lang w:val="id_ID" w:bidi="id_ID"/>
-          </w:rPr>
-          <w:rPr>
-            <w:color w:val="0000EE"/>
-            <w:u w:val="single"/>
-          </w:rPr>
-          <w:t>1Ptr 2:3</w:t>
-        </w:r>
-      </w:hyperlink>
+      <w:r>
+        <w:rPr>
+          <w:lang w:val="id_ID" w:bidi="id_ID"/>
+        </w:rPr>
+        <w:t>1Ptr 2:3</w:t>
+      </w:r>
       <w:r>
         <w:rPr>
           <w:lang w:val="id_ID" w:bidi="id_ID"/>
         </w:rPr>
         <w:t xml:space="preserve">; </w:t>
       </w:r>
-      <w:hyperlink r:id="rId113">
-        <w:r>
-          <w:rPr>
-            <w:lang w:val="id_ID" w:bidi="id_ID"/>
-          </w:rPr>
-          <w:rPr>
-            <w:color w:val="0000EE"/>
-            <w:u w:val="single"/>
-          </w:rPr>
-          <w:t>Ibr. 12:14</w:t>
-        </w:r>
-      </w:hyperlink>
+      <w:r>
+        <w:rPr>
+          <w:lang w:val="id_ID" w:bidi="id_ID"/>
+        </w:rPr>
+        <w:t>Ibr. 12:14</w:t>
+      </w:r>
       <w:r>
         <w:rPr>
           <w:lang w:val="id_ID" w:bidi="id_ID"/>
@@ -4651,54 +4015,36 @@
         </w:rPr>
         <w:t>Pada umumnya, tidak ada yang ingin berbuat jahat terhadap seseorang yang berbuat baik. Namun, terkadang orang Kristen tetap menderita meskipun mereka berbuat baik (</w:t>
       </w:r>
-      <w:hyperlink r:id="rId114">
-        <w:r>
-          <w:rPr>
-            <w:lang w:val="id_ID" w:bidi="id_ID"/>
-          </w:rPr>
-          <w:rPr>
-            <w:color w:val="0000EE"/>
-            <w:u w:val="single"/>
-          </w:rPr>
-          <w:t>1Ptr. 3:14</w:t>
-        </w:r>
-      </w:hyperlink>
+      <w:r>
+        <w:rPr>
+          <w:lang w:val="id_ID" w:bidi="id_ID"/>
+        </w:rPr>
+        <w:t>1Ptr. 3:14</w:t>
+      </w:r>
       <w:r>
         <w:rPr>
           <w:lang w:val="id_ID" w:bidi="id_ID"/>
         </w:rPr>
         <w:t xml:space="preserve">; lihat </w:t>
       </w:r>
-      <w:hyperlink r:id="rId115">
-        <w:r>
-          <w:rPr>
-            <w:lang w:val="id_ID" w:bidi="id_ID"/>
-          </w:rPr>
-          <w:rPr>
-            <w:color w:val="0000EE"/>
-            <w:u w:val="single"/>
-          </w:rPr>
-          <w:t>1Ptr. 1:6</w:t>
-        </w:r>
-      </w:hyperlink>
+      <w:r>
+        <w:rPr>
+          <w:lang w:val="id_ID" w:bidi="id_ID"/>
+        </w:rPr>
+        <w:t>1Ptr. 1:6</w:t>
+      </w:r>
       <w:r>
         <w:rPr>
           <w:lang w:val="id_ID" w:bidi="id_ID"/>
         </w:rPr>
         <w:t xml:space="preserve">; </w:t>
       </w:r>
-      <w:hyperlink r:id="rId116">
-        <w:r>
-          <w:rPr>
-            <w:lang w:val="id_ID" w:bidi="id_ID"/>
-          </w:rPr>
-          <w:rPr>
-            <w:color w:val="0000EE"/>
-            <w:u w:val="single"/>
-          </w:rPr>
-          <w:t>4:12–19</w:t>
-        </w:r>
-      </w:hyperlink>
+      <w:r>
+        <w:rPr>
+          <w:lang w:val="id_ID" w:bidi="id_ID"/>
+        </w:rPr>
+        <w:t>4:12–19</w:t>
+      </w:r>
       <w:r>
         <w:rPr>
           <w:lang w:val="id_ID" w:bidi="id_ID"/>
@@ -4753,18 +4099,12 @@
         </w:rPr>
         <w:t>Paragraf singkat ini menekankan tanggapan orang percaya terhadap penderitaan dengan mengikuti teladan Kristus (</w:t>
       </w:r>
-      <w:hyperlink r:id="rId117">
-        <w:r>
-          <w:rPr>
-            <w:lang w:val="id_ID" w:bidi="id_ID"/>
-          </w:rPr>
-          <w:rPr>
-            <w:color w:val="0000EE"/>
-            <w:u w:val="single"/>
-          </w:rPr>
-          <w:t>1Ptr. 3:18</w:t>
-        </w:r>
-      </w:hyperlink>
+      <w:r>
+        <w:rPr>
+          <w:lang w:val="id_ID" w:bidi="id_ID"/>
+        </w:rPr>
+        <w:t>1Ptr. 3:18</w:t>
+      </w:r>
       <w:r>
         <w:rPr>
           <w:lang w:val="id_ID" w:bidi="id_ID"/>
@@ -4819,18 +4159,12 @@
         </w:rPr>
         <w:t xml:space="preserve">dan janganlah gentar: Lihat </w:t>
       </w:r>
-      <w:hyperlink r:id="rId118">
-        <w:r>
-          <w:rPr>
-            <w:lang w:val="id_ID" w:bidi="id_ID"/>
-          </w:rPr>
-          <w:rPr>
-            <w:color w:val="0000EE"/>
-            <w:u w:val="single"/>
-          </w:rPr>
-          <w:t>Yes. 8:13</w:t>
-        </w:r>
-      </w:hyperlink>
+      <w:r>
+        <w:rPr>
+          <w:lang w:val="id_ID" w:bidi="id_ID"/>
+        </w:rPr>
+        <w:t>Yes. 8:13</w:t>
+      </w:r>
       <w:r>
         <w:rPr>
           <w:lang w:val="id_ID" w:bidi="id_ID"/>
@@ -4937,36 +4271,24 @@
         </w:rPr>
         <w:t xml:space="preserve"> sering kali dikontraskan (misalnya, </w:t>
       </w:r>
-      <w:hyperlink r:id="rId119">
-        <w:r>
-          <w:rPr>
-            <w:lang w:val="id_ID" w:bidi="id_ID"/>
-          </w:rPr>
-          <w:rPr>
-            <w:color w:val="0000EE"/>
-            <w:u w:val="single"/>
-          </w:rPr>
-          <w:t>Rm. 7:5–6</w:t>
-        </w:r>
-      </w:hyperlink>
+      <w:r>
+        <w:rPr>
+          <w:lang w:val="id_ID" w:bidi="id_ID"/>
+        </w:rPr>
+        <w:t>Rm. 7:5–6</w:t>
+      </w:r>
       <w:r>
         <w:rPr>
           <w:lang w:val="id_ID" w:bidi="id_ID"/>
         </w:rPr>
         <w:t xml:space="preserve">; </w:t>
       </w:r>
-      <w:hyperlink r:id="rId120">
-        <w:r>
-          <w:rPr>
-            <w:lang w:val="id_ID" w:bidi="id_ID"/>
-          </w:rPr>
-          <w:rPr>
-            <w:color w:val="0000EE"/>
-            <w:u w:val="single"/>
-          </w:rPr>
-          <w:t>8:2–11</w:t>
-        </w:r>
-      </w:hyperlink>
+      <w:r>
+        <w:rPr>
+          <w:lang w:val="id_ID" w:bidi="id_ID"/>
+        </w:rPr>
+        <w:t>8:2–11</w:t>
+      </w:r>
       <w:r>
         <w:rPr>
           <w:lang w:val="id_ID" w:bidi="id_ID"/>
@@ -5034,36 +4356,24 @@
         </w:rPr>
         <w:t xml:space="preserve">Seperti dalam </w:t>
       </w:r>
-      <w:hyperlink r:id="rId121">
-        <w:r>
-          <w:rPr>
-            <w:lang w:val="id_ID" w:bidi="id_ID"/>
-          </w:rPr>
-          <w:rPr>
-            <w:color w:val="0000EE"/>
-            <w:u w:val="single"/>
-          </w:rPr>
-          <w:t>1Ptr. 2:21–25</w:t>
-        </w:r>
-      </w:hyperlink>
+      <w:r>
+        <w:rPr>
+          <w:lang w:val="id_ID" w:bidi="id_ID"/>
+        </w:rPr>
+        <w:t>1Ptr. 2:21–25</w:t>
+      </w:r>
       <w:r>
         <w:rPr>
           <w:lang w:val="id_ID" w:bidi="id_ID"/>
         </w:rPr>
         <w:t>, Petrus sekali lagi merujuk kepada Kristus, yang benar namun menderita, sebagai teladan bagi orang percaya yang menghadapi penganiayaan (</w:t>
       </w:r>
-      <w:hyperlink r:id="rId122">
-        <w:r>
-          <w:rPr>
-            <w:lang w:val="id_ID" w:bidi="id_ID"/>
-          </w:rPr>
-          <w:rPr>
-            <w:color w:val="0000EE"/>
-            <w:u w:val="single"/>
-          </w:rPr>
-          <w:t>1Ptr. 3:13–17</w:t>
-        </w:r>
-      </w:hyperlink>
+      <w:r>
+        <w:rPr>
+          <w:lang w:val="id_ID" w:bidi="id_ID"/>
+        </w:rPr>
+        <w:t>1Ptr. 3:13–17</w:t>
+      </w:r>
       <w:r>
         <w:rPr>
           <w:lang w:val="id_ID" w:bidi="id_ID"/>
@@ -5144,54 +4454,36 @@
         </w:rPr>
         <w:t xml:space="preserve"> ini bukanlah yang paling mungkin. (2) Penafsiran kedua melihat </w:t>
       </w:r>
-      <w:hyperlink r:id="rId123">
-        <w:r>
-          <w:rPr>
-            <w:lang w:val="id_ID" w:bidi="id_ID"/>
-          </w:rPr>
-          <w:rPr>
-            <w:color w:val="0000EE"/>
-            <w:u w:val="single"/>
-          </w:rPr>
-          <w:t>1Ptr. 3:19–20</w:t>
-        </w:r>
-      </w:hyperlink>
+      <w:r>
+        <w:rPr>
+          <w:lang w:val="id_ID" w:bidi="id_ID"/>
+        </w:rPr>
+        <w:t>1Ptr. 3:19–20</w:t>
+      </w:r>
       <w:r>
         <w:rPr>
           <w:lang w:val="id_ID" w:bidi="id_ID"/>
         </w:rPr>
         <w:t xml:space="preserve"> menggambarkan pemberitaan Kristus melalui Nuh kepada orang-orang yang sekarang menjadi roh di penjara. Penafsiran ini sesuai dengan </w:t>
       </w:r>
-      <w:hyperlink r:id="rId124">
-        <w:r>
-          <w:rPr>
-            <w:lang w:val="id_ID" w:bidi="id_ID"/>
-          </w:rPr>
-          <w:rPr>
-            <w:color w:val="0000EE"/>
-            <w:u w:val="single"/>
-          </w:rPr>
-          <w:t>1Ptr. 3:20</w:t>
-        </w:r>
-      </w:hyperlink>
+      <w:r>
+        <w:rPr>
+          <w:lang w:val="id_ID" w:bidi="id_ID"/>
+        </w:rPr>
+        <w:t>1Ptr. 3:20</w:t>
+      </w:r>
       <w:r>
         <w:rPr>
           <w:lang w:val="id_ID" w:bidi="id_ID"/>
         </w:rPr>
         <w:t xml:space="preserve"> tetapi tidak cocok dengan pembahasan tentang kematian dan kebangkitan Kristus (</w:t>
       </w:r>
-      <w:hyperlink r:id="rId117">
-        <w:r>
-          <w:rPr>
-            <w:lang w:val="id_ID" w:bidi="id_ID"/>
-          </w:rPr>
-          <w:rPr>
-            <w:color w:val="0000EE"/>
-            <w:u w:val="single"/>
-          </w:rPr>
-          <w:t>1Ptr. 3:18</w:t>
-        </w:r>
-      </w:hyperlink>
+      <w:r>
+        <w:rPr>
+          <w:lang w:val="id_ID" w:bidi="id_ID"/>
+        </w:rPr>
+        <w:t>1Ptr. 3:18</w:t>
+      </w:r>
       <w:r>
         <w:rPr>
           <w:lang w:val="id_ID" w:bidi="id_ID"/>
@@ -5211,36 +4503,24 @@
         </w:rPr>
         <w:t xml:space="preserve"> adalah makhluk spiritual jahat. Tradisi Yahudi, berdasarkan </w:t>
       </w:r>
-      <w:hyperlink r:id="rId125">
-        <w:r>
-          <w:rPr>
-            <w:lang w:val="id_ID" w:bidi="id_ID"/>
-          </w:rPr>
-          <w:rPr>
-            <w:color w:val="0000EE"/>
-            <w:u w:val="single"/>
-          </w:rPr>
-          <w:t>Kej. 6:1–4</w:t>
-        </w:r>
-      </w:hyperlink>
+      <w:r>
+        <w:rPr>
+          <w:lang w:val="id_ID" w:bidi="id_ID"/>
+        </w:rPr>
+        <w:t>Kej. 6:1–4</w:t>
+      </w:r>
       <w:r>
         <w:rPr>
           <w:lang w:val="id_ID" w:bidi="id_ID"/>
         </w:rPr>
         <w:t xml:space="preserve">, menyatakan bahwa banyak malaikat jatuh pada zaman Nuh (lihat juga </w:t>
       </w:r>
-      <w:hyperlink r:id="rId126">
-        <w:r>
-          <w:rPr>
-            <w:lang w:val="id_ID" w:bidi="id_ID"/>
-          </w:rPr>
-          <w:rPr>
-            <w:color w:val="0000EE"/>
-            <w:u w:val="single"/>
-          </w:rPr>
-          <w:t>Yud. 1:6</w:t>
-        </w:r>
-      </w:hyperlink>
+      <w:r>
+        <w:rPr>
+          <w:lang w:val="id_ID" w:bidi="id_ID"/>
+        </w:rPr>
+        <w:t>Yud. 1:6</w:t>
+      </w:r>
       <w:r>
         <w:rPr>
           <w:lang w:val="id_ID" w:bidi="id_ID"/>
@@ -5260,18 +4540,12 @@
         </w:rPr>
         <w:t xml:space="preserve"> 6–10). Maksud Petrus kemudian adalah bahwa Kristus menyatakan kemenangannya atas kekuatan spiritual jahat setelah kebangkitannya (bdk. </w:t>
       </w:r>
-      <w:hyperlink r:id="rId127">
-        <w:r>
-          <w:rPr>
-            <w:lang w:val="id_ID" w:bidi="id_ID"/>
-          </w:rPr>
-          <w:rPr>
-            <w:color w:val="0000EE"/>
-            <w:u w:val="single"/>
-          </w:rPr>
-          <w:t>1Ptr. 3:22</w:t>
-        </w:r>
-      </w:hyperlink>
+      <w:r>
+        <w:rPr>
+          <w:lang w:val="id_ID" w:bidi="id_ID"/>
+        </w:rPr>
+        <w:t>1Ptr. 3:22</w:t>
+      </w:r>
       <w:r>
         <w:rPr>
           <w:lang w:val="id_ID" w:bidi="id_ID"/>
@@ -5326,36 +4600,24 @@
         </w:rPr>
         <w:t>Hanya sedikit, yaitu delapan orang: yaitu Nuh, istrinya, ketiga anak laki-lakinya, dan istri-istri mereka (</w:t>
       </w:r>
-      <w:hyperlink r:id="rId128">
-        <w:r>
-          <w:rPr>
-            <w:lang w:val="id_ID" w:bidi="id_ID"/>
-          </w:rPr>
-          <w:rPr>
-            <w:color w:val="0000EE"/>
-            <w:u w:val="single"/>
-          </w:rPr>
-          <w:t>Kej. 6:18</w:t>
-        </w:r>
-      </w:hyperlink>
+      <w:r>
+        <w:rPr>
+          <w:lang w:val="id_ID" w:bidi="id_ID"/>
+        </w:rPr>
+        <w:t>Kej. 6:18</w:t>
+      </w:r>
       <w:r>
         <w:rPr>
           <w:lang w:val="id_ID" w:bidi="id_ID"/>
         </w:rPr>
         <w:t xml:space="preserve">; </w:t>
       </w:r>
-      <w:hyperlink r:id="rId129">
-        <w:r>
-          <w:rPr>
-            <w:lang w:val="id_ID" w:bidi="id_ID"/>
-          </w:rPr>
-          <w:rPr>
-            <w:color w:val="0000EE"/>
-            <w:u w:val="single"/>
-          </w:rPr>
-          <w:t>8:18</w:t>
-        </w:r>
-      </w:hyperlink>
+      <w:r>
+        <w:rPr>
+          <w:lang w:val="id_ID" w:bidi="id_ID"/>
+        </w:rPr>
+        <w:t>8:18</w:t>
+      </w:r>
       <w:r>
         <w:rPr>
           <w:lang w:val="id_ID" w:bidi="id_ID"/>
@@ -5549,18 +4811,12 @@
         </w:rPr>
         <w:t xml:space="preserve">Segala malaikat, kuasa, dan kekuatan ditaklukkan kepada-Nya: Di masa lampau, makhluk spiritual diyakini secara luas mempengaruhi jalannya peristiwa di Bumi. Orang Kristen perlu diingatkan bahwa Kristus telah memenangkan kemenangan-Nya atas kekuatan spiritual ini. Ini berarti kita tidak perlu takut bahkan terhadap alam spiritual (bdk. </w:t>
       </w:r>
-      <w:hyperlink r:id="rId114">
-        <w:r>
-          <w:rPr>
-            <w:lang w:val="id_ID" w:bidi="id_ID"/>
-          </w:rPr>
-          <w:rPr>
-            <w:color w:val="0000EE"/>
-            <w:u w:val="single"/>
-          </w:rPr>
-          <w:t>1Ptr. 3:14</w:t>
-        </w:r>
-      </w:hyperlink>
+      <w:r>
+        <w:rPr>
+          <w:lang w:val="id_ID" w:bidi="id_ID"/>
+        </w:rPr>
+        <w:t>1Ptr. 3:14</w:t>
+      </w:r>
       <w:r>
         <w:rPr>
           <w:lang w:val="id_ID" w:bidi="id_ID"/>
@@ -5615,72 +4871,48 @@
         </w:rPr>
         <w:t xml:space="preserve">Karena Kristus telah menderita penderitaan badani: Petrus memperkenalkan ide ini dalam </w:t>
       </w:r>
-      <w:hyperlink r:id="rId117">
-        <w:r>
-          <w:rPr>
-            <w:lang w:val="id_ID" w:bidi="id_ID"/>
-          </w:rPr>
-          <w:rPr>
-            <w:color w:val="0000EE"/>
-            <w:u w:val="single"/>
-          </w:rPr>
-          <w:t>1Ptr. 3:18</w:t>
-        </w:r>
-      </w:hyperlink>
+      <w:r>
+        <w:rPr>
+          <w:lang w:val="id_ID" w:bidi="id_ID"/>
+        </w:rPr>
+        <w:t>1Ptr. 3:18</w:t>
+      </w:r>
       <w:r>
         <w:rPr>
           <w:lang w:val="id_ID" w:bidi="id_ID"/>
         </w:rPr>
         <w:t xml:space="preserve">; dia sekarang menunjukkan maknanya dalam pengalaman Kristen. Dalam penderitaan jasmani kita sendiri, kita harus meniru sikap Kristus (lihat </w:t>
       </w:r>
-      <w:hyperlink r:id="rId130">
-        <w:r>
-          <w:rPr>
-            <w:lang w:val="id_ID" w:bidi="id_ID"/>
-          </w:rPr>
-          <w:rPr>
-            <w:color w:val="0000EE"/>
-            <w:u w:val="single"/>
-          </w:rPr>
-          <w:t>1Ptr. 2:21–24</w:t>
-        </w:r>
-      </w:hyperlink>
+      <w:r>
+        <w:rPr>
+          <w:lang w:val="id_ID" w:bidi="id_ID"/>
+        </w:rPr>
+        <w:t>1Ptr. 2:21–24</w:t>
+      </w:r>
       <w:r>
         <w:rPr>
           <w:lang w:val="id_ID" w:bidi="id_ID"/>
         </w:rPr>
         <w:t xml:space="preserve">). Penderitaan kita bersama Kristus menunjukkan bahwa kita telah mengidentifikasi diri dengan-Nya (lihat </w:t>
       </w:r>
-      <w:hyperlink r:id="rId131">
-        <w:r>
-          <w:rPr>
-            <w:lang w:val="id_ID" w:bidi="id_ID"/>
-          </w:rPr>
-          <w:rPr>
-            <w:color w:val="0000EE"/>
-            <w:u w:val="single"/>
-          </w:rPr>
-          <w:t>Rm. 8:17</w:t>
-        </w:r>
-      </w:hyperlink>
+      <w:r>
+        <w:rPr>
+          <w:lang w:val="id_ID" w:bidi="id_ID"/>
+        </w:rPr>
+        <w:t>Rm. 8:17</w:t>
+      </w:r>
       <w:r>
         <w:rPr>
           <w:lang w:val="id_ID" w:bidi="id_ID"/>
         </w:rPr>
         <w:t>). Mereka yang mengidentifikasi diri dengan Kristus mengalami kemenangan atas kuasa dosa yang telah Dia menangkan di kayu salib (</w:t>
       </w:r>
-      <w:hyperlink r:id="rId132">
-        <w:r>
-          <w:rPr>
-            <w:lang w:val="id_ID" w:bidi="id_ID"/>
-          </w:rPr>
-          <w:rPr>
-            <w:color w:val="0000EE"/>
-            <w:u w:val="single"/>
-          </w:rPr>
-          <w:t>Rm. 6:1–10</w:t>
-        </w:r>
-      </w:hyperlink>
+      <w:r>
+        <w:rPr>
+          <w:lang w:val="id_ID" w:bidi="id_ID"/>
+        </w:rPr>
+        <w:t>Rm. 6:1–10</w:t>
+      </w:r>
       <w:r>
         <w:rPr>
           <w:lang w:val="id_ID" w:bidi="id_ID"/>
@@ -5892,18 +5124,12 @@
         </w:rPr>
         <w:t xml:space="preserve">Kesudahan segala sesuatu sudah dekat: Dengan kedatangan Kristus, "hari-hari terakhir" yang dinubuatkan oleh para nabi Perjanjian Lama telah dimulai (lihat </w:t>
       </w:r>
-      <w:hyperlink r:id="rId133">
-        <w:r>
-          <w:rPr>
-            <w:lang w:val="id_ID" w:bidi="id_ID"/>
-          </w:rPr>
-          <w:rPr>
-            <w:color w:val="0000EE"/>
-            <w:u w:val="single"/>
-          </w:rPr>
-          <w:t>1Ptr. 1:10–12</w:t>
-        </w:r>
-      </w:hyperlink>
+      <w:r>
+        <w:rPr>
+          <w:lang w:val="id_ID" w:bidi="id_ID"/>
+        </w:rPr>
+        <w:t>1Ptr. 1:10–12</w:t>
+      </w:r>
       <w:r>
         <w:rPr>
           <w:lang w:val="id_ID" w:bidi="id_ID"/>
@@ -5936,72 +5162,48 @@
         </w:rPr>
         <w:t xml:space="preserve"> itu dapat terjadi kapan saja; oleh sebab itu, orang Kristen harus selalu siap menghadapinya (lihat juga </w:t>
       </w:r>
-      <w:hyperlink r:id="rId134">
-        <w:r>
-          <w:rPr>
-            <w:lang w:val="id_ID" w:bidi="id_ID"/>
-          </w:rPr>
-          <w:rPr>
-            <w:color w:val="0000EE"/>
-            <w:u w:val="single"/>
-          </w:rPr>
-          <w:t>Flp. 4:5</w:t>
-        </w:r>
-      </w:hyperlink>
+      <w:r>
+        <w:rPr>
+          <w:lang w:val="id_ID" w:bidi="id_ID"/>
+        </w:rPr>
+        <w:t>Flp. 4:5</w:t>
+      </w:r>
       <w:r>
         <w:rPr>
           <w:lang w:val="id_ID" w:bidi="id_ID"/>
         </w:rPr>
         <w:t xml:space="preserve">; </w:t>
       </w:r>
-      <w:hyperlink r:id="rId135">
-        <w:r>
-          <w:rPr>
-            <w:lang w:val="id_ID" w:bidi="id_ID"/>
-          </w:rPr>
-          <w:rPr>
-            <w:color w:val="0000EE"/>
-            <w:u w:val="single"/>
-          </w:rPr>
-          <w:t>Yak. 5:8</w:t>
-        </w:r>
-      </w:hyperlink>
+      <w:r>
+        <w:rPr>
+          <w:lang w:val="id_ID" w:bidi="id_ID"/>
+        </w:rPr>
+        <w:t>Yak. 5:8</w:t>
+      </w:r>
       <w:r>
         <w:rPr>
           <w:lang w:val="id_ID" w:bidi="id_ID"/>
         </w:rPr>
         <w:t xml:space="preserve">; </w:t>
       </w:r>
-      <w:hyperlink r:id="rId136">
-        <w:r>
-          <w:rPr>
-            <w:lang w:val="id_ID" w:bidi="id_ID"/>
-          </w:rPr>
-          <w:rPr>
-            <w:color w:val="0000EE"/>
-            <w:u w:val="single"/>
-          </w:rPr>
-          <w:t>Why. 1:3</w:t>
-        </w:r>
-      </w:hyperlink>
+      <w:r>
+        <w:rPr>
+          <w:lang w:val="id_ID" w:bidi="id_ID"/>
+        </w:rPr>
+        <w:t>Why. 1:3</w:t>
+      </w:r>
       <w:r>
         <w:rPr>
           <w:lang w:val="id_ID" w:bidi="id_ID"/>
         </w:rPr>
         <w:t xml:space="preserve">; </w:t>
       </w:r>
-      <w:hyperlink r:id="rId137">
-        <w:r>
-          <w:rPr>
-            <w:lang w:val="id_ID" w:bidi="id_ID"/>
-          </w:rPr>
-          <w:rPr>
-            <w:color w:val="0000EE"/>
-            <w:u w:val="single"/>
-          </w:rPr>
-          <w:t>22:10</w:t>
-        </w:r>
-      </w:hyperlink>
+      <w:r>
+        <w:rPr>
+          <w:lang w:val="id_ID" w:bidi="id_ID"/>
+        </w:rPr>
+        <w:t>22:10</w:t>
+      </w:r>
       <w:r>
         <w:rPr>
           <w:lang w:val="id_ID" w:bidi="id_ID"/>
@@ -6056,18 +5258,12 @@
         </w:rPr>
         <w:t>Dengan paragraf berisi berbagai nasihat ini, Petrus menyimpulkan bagian utama ketiga dari surat tersebut (</w:t>
       </w:r>
-      <w:hyperlink r:id="rId138">
-        <w:r>
-          <w:rPr>
-            <w:lang w:val="id_ID" w:bidi="id_ID"/>
-          </w:rPr>
-          <w:rPr>
-            <w:color w:val="0000EE"/>
-            <w:u w:val="single"/>
-          </w:rPr>
-          <w:t>1Ptr. 3:13–4:11</w:t>
-        </w:r>
-      </w:hyperlink>
+      <w:r>
+        <w:rPr>
+          <w:lang w:val="id_ID" w:bidi="id_ID"/>
+        </w:rPr>
+        <w:t>1Ptr. 3:13–4:11</w:t>
+      </w:r>
       <w:r>
         <w:rPr>
           <w:lang w:val="id_ID" w:bidi="id_ID"/>
@@ -6122,72 +5318,48 @@
         </w:rPr>
         <w:t xml:space="preserve">Pada hakikatnya, kasih mengabaikan dosa yang dilakukan terhadap kita oleh orang lain (lihat </w:t>
       </w:r>
-      <w:hyperlink r:id="rId139">
-        <w:r>
-          <w:rPr>
-            <w:lang w:val="id_ID" w:bidi="id_ID"/>
-          </w:rPr>
-          <w:rPr>
-            <w:color w:val="0000EE"/>
-            <w:u w:val="single"/>
-          </w:rPr>
-          <w:t>Ams. 10:12</w:t>
-        </w:r>
-      </w:hyperlink>
+      <w:r>
+        <w:rPr>
+          <w:lang w:val="id_ID" w:bidi="id_ID"/>
+        </w:rPr>
+        <w:t>Ams. 10:12</w:t>
+      </w:r>
       <w:r>
         <w:rPr>
           <w:lang w:val="id_ID" w:bidi="id_ID"/>
         </w:rPr>
         <w:t xml:space="preserve">; </w:t>
       </w:r>
-      <w:hyperlink r:id="rId140">
-        <w:r>
-          <w:rPr>
-            <w:lang w:val="id_ID" w:bidi="id_ID"/>
-          </w:rPr>
-          <w:rPr>
-            <w:color w:val="0000EE"/>
-            <w:u w:val="single"/>
-          </w:rPr>
-          <w:t>Mat. 18:21–22</w:t>
-        </w:r>
-      </w:hyperlink>
+      <w:r>
+        <w:rPr>
+          <w:lang w:val="id_ID" w:bidi="id_ID"/>
+        </w:rPr>
+        <w:t>Mat. 18:21–22</w:t>
+      </w:r>
       <w:r>
         <w:rPr>
           <w:lang w:val="id_ID" w:bidi="id_ID"/>
         </w:rPr>
         <w:t xml:space="preserve">; </w:t>
       </w:r>
-      <w:hyperlink r:id="rId141">
-        <w:r>
-          <w:rPr>
-            <w:lang w:val="id_ID" w:bidi="id_ID"/>
-          </w:rPr>
-          <w:rPr>
-            <w:color w:val="0000EE"/>
-            <w:u w:val="single"/>
-          </w:rPr>
-          <w:t>1Kor. 13:4–7</w:t>
-        </w:r>
-      </w:hyperlink>
+      <w:r>
+        <w:rPr>
+          <w:lang w:val="id_ID" w:bidi="id_ID"/>
+        </w:rPr>
+        <w:t>1Kor. 13:4–7</w:t>
+      </w:r>
       <w:r>
         <w:rPr>
           <w:lang w:val="id_ID" w:bidi="id_ID"/>
         </w:rPr>
         <w:t xml:space="preserve">). Petrus mungkin juga mengartikan bahwa sikap kasih kita, karena memanifestasikan relasi kita dengan Kristus, menutupi dosa-dosa kita sendiri dan menyebabkan dosa-dosa itu diampuni (lihat </w:t>
       </w:r>
-      <w:hyperlink r:id="rId142">
-        <w:r>
-          <w:rPr>
-            <w:lang w:val="id_ID" w:bidi="id_ID"/>
-          </w:rPr>
-          <w:rPr>
-            <w:color w:val="0000EE"/>
-            <w:u w:val="single"/>
-          </w:rPr>
-          <w:t>Luk. 7:47</w:t>
-        </w:r>
-      </w:hyperlink>
+      <w:r>
+        <w:rPr>
+          <w:lang w:val="id_ID" w:bidi="id_ID"/>
+        </w:rPr>
+        <w:t>Luk. 7:47</w:t>
+      </w:r>
       <w:r>
         <w:rPr>
           <w:lang w:val="id_ID" w:bidi="id_ID"/>
@@ -6253,54 +5425,36 @@
         </w:rPr>
         <w:t xml:space="preserve">: Ini mengacu pada berbagai karunia rohani yang telah Allah berikan kepada para pengikut Yesus. Lihat </w:t>
       </w:r>
-      <w:hyperlink r:id="rId143">
-        <w:r>
-          <w:rPr>
-            <w:lang w:val="id_ID" w:bidi="id_ID"/>
-          </w:rPr>
-          <w:rPr>
-            <w:color w:val="0000EE"/>
-            <w:u w:val="single"/>
-          </w:rPr>
-          <w:t>Rm. 12:6–8</w:t>
-        </w:r>
-      </w:hyperlink>
+      <w:r>
+        <w:rPr>
+          <w:lang w:val="id_ID" w:bidi="id_ID"/>
+        </w:rPr>
+        <w:t>Rm. 12:6–8</w:t>
+      </w:r>
       <w:r>
         <w:rPr>
           <w:lang w:val="id_ID" w:bidi="id_ID"/>
         </w:rPr>
         <w:t xml:space="preserve">; </w:t>
       </w:r>
-      <w:hyperlink r:id="rId144">
-        <w:r>
-          <w:rPr>
-            <w:lang w:val="id_ID" w:bidi="id_ID"/>
-          </w:rPr>
-          <w:rPr>
-            <w:color w:val="0000EE"/>
-            <w:u w:val="single"/>
-          </w:rPr>
-          <w:t>1Kor. 12:1–31</w:t>
-        </w:r>
-      </w:hyperlink>
+      <w:r>
+        <w:rPr>
+          <w:lang w:val="id_ID" w:bidi="id_ID"/>
+        </w:rPr>
+        <w:t>1Kor. 12:1–31</w:t>
+      </w:r>
       <w:r>
         <w:rPr>
           <w:lang w:val="id_ID" w:bidi="id_ID"/>
         </w:rPr>
         <w:t xml:space="preserve">; </w:t>
       </w:r>
-      <w:hyperlink r:id="rId145">
-        <w:r>
-          <w:rPr>
-            <w:lang w:val="id_ID" w:bidi="id_ID"/>
-          </w:rPr>
-          <w:rPr>
-            <w:color w:val="0000EE"/>
-            <w:u w:val="single"/>
-          </w:rPr>
-          <w:t>Ef. 4:7–16</w:t>
-        </w:r>
-      </w:hyperlink>
+      <w:r>
+        <w:rPr>
+          <w:lang w:val="id_ID" w:bidi="id_ID"/>
+        </w:rPr>
+        <w:t>Ef. 4:7–16</w:t>
+      </w:r>
       <w:r>
         <w:rPr>
           <w:lang w:val="id_ID" w:bidi="id_ID"/>
@@ -6412,162 +5566,108 @@
         </w:rPr>
         <w:t xml:space="preserve"> Amin: Doksologi ini membuat beberapa orang berpendapat bahwa satu surat asli dari Petrus berakhir di sini dan bahwa surat lain ditambahkan padanya. Doksologi dalam Perjanjian Baru memang muncul di akhir surat (</w:t>
       </w:r>
-      <w:hyperlink r:id="rId146">
-        <w:r>
-          <w:rPr>
-            <w:lang w:val="id_ID" w:bidi="id_ID"/>
-          </w:rPr>
-          <w:rPr>
-            <w:color w:val="0000EE"/>
-            <w:u w:val="single"/>
-          </w:rPr>
-          <w:t>Rm. 16:25–27</w:t>
-        </w:r>
-      </w:hyperlink>
+      <w:r>
+        <w:rPr>
+          <w:lang w:val="id_ID" w:bidi="id_ID"/>
+        </w:rPr>
+        <w:t>Rm. 16:25–27</w:t>
+      </w:r>
       <w:r>
         <w:rPr>
           <w:lang w:val="id_ID" w:bidi="id_ID"/>
         </w:rPr>
         <w:t xml:space="preserve">; </w:t>
       </w:r>
-      <w:hyperlink r:id="rId147">
-        <w:r>
-          <w:rPr>
-            <w:lang w:val="id_ID" w:bidi="id_ID"/>
-          </w:rPr>
-          <w:rPr>
-            <w:color w:val="0000EE"/>
-            <w:u w:val="single"/>
-          </w:rPr>
-          <w:t>Flp. 4:20</w:t>
-        </w:r>
-      </w:hyperlink>
+      <w:r>
+        <w:rPr>
+          <w:lang w:val="id_ID" w:bidi="id_ID"/>
+        </w:rPr>
+        <w:t>Flp. 4:20</w:t>
+      </w:r>
       <w:r>
         <w:rPr>
           <w:lang w:val="id_ID" w:bidi="id_ID"/>
         </w:rPr>
         <w:t xml:space="preserve">; </w:t>
       </w:r>
-      <w:hyperlink r:id="rId148">
-        <w:r>
-          <w:rPr>
-            <w:lang w:val="id_ID" w:bidi="id_ID"/>
-          </w:rPr>
-          <w:rPr>
-            <w:color w:val="0000EE"/>
-            <w:u w:val="single"/>
-          </w:rPr>
-          <w:t>Ibr. 13:21</w:t>
-        </w:r>
-      </w:hyperlink>
+      <w:r>
+        <w:rPr>
+          <w:lang w:val="id_ID" w:bidi="id_ID"/>
+        </w:rPr>
+        <w:t>Ibr. 13:21</w:t>
+      </w:r>
       <w:r>
         <w:rPr>
           <w:lang w:val="id_ID" w:bidi="id_ID"/>
         </w:rPr>
         <w:t xml:space="preserve">; </w:t>
       </w:r>
-      <w:hyperlink r:id="rId149">
-        <w:r>
-          <w:rPr>
-            <w:lang w:val="id_ID" w:bidi="id_ID"/>
-          </w:rPr>
-          <w:rPr>
-            <w:color w:val="0000EE"/>
-            <w:u w:val="single"/>
-          </w:rPr>
-          <w:t>2Ptr. 3:18</w:t>
-        </w:r>
-      </w:hyperlink>
+      <w:r>
+        <w:rPr>
+          <w:lang w:val="id_ID" w:bidi="id_ID"/>
+        </w:rPr>
+        <w:t>2Ptr. 3:18</w:t>
+      </w:r>
       <w:r>
         <w:rPr>
           <w:lang w:val="id_ID" w:bidi="id_ID"/>
         </w:rPr>
         <w:t xml:space="preserve">; </w:t>
       </w:r>
-      <w:hyperlink r:id="rId150">
-        <w:r>
-          <w:rPr>
-            <w:lang w:val="id_ID" w:bidi="id_ID"/>
-          </w:rPr>
-          <w:rPr>
-            <w:color w:val="0000EE"/>
-            <w:u w:val="single"/>
-          </w:rPr>
-          <w:t>Yud. 1:24–25</w:t>
-        </w:r>
-      </w:hyperlink>
+      <w:r>
+        <w:rPr>
+          <w:lang w:val="id_ID" w:bidi="id_ID"/>
+        </w:rPr>
+        <w:t>Yud. 1:24–25</w:t>
+      </w:r>
       <w:r>
         <w:rPr>
           <w:lang w:val="id_ID" w:bidi="id_ID"/>
         </w:rPr>
         <w:t>), tetapi juga di akhir bagian dalam surat (</w:t>
       </w:r>
-      <w:hyperlink r:id="rId151">
-        <w:r>
-          <w:rPr>
-            <w:lang w:val="id_ID" w:bidi="id_ID"/>
-          </w:rPr>
-          <w:rPr>
-            <w:color w:val="0000EE"/>
-            <w:u w:val="single"/>
-          </w:rPr>
-          <w:t>Rm. 11:36</w:t>
-        </w:r>
-      </w:hyperlink>
+      <w:r>
+        <w:rPr>
+          <w:lang w:val="id_ID" w:bidi="id_ID"/>
+        </w:rPr>
+        <w:t>Rm. 11:36</w:t>
+      </w:r>
       <w:r>
         <w:rPr>
           <w:lang w:val="id_ID" w:bidi="id_ID"/>
         </w:rPr>
         <w:t xml:space="preserve">; </w:t>
       </w:r>
-      <w:hyperlink r:id="rId152">
-        <w:r>
-          <w:rPr>
-            <w:lang w:val="id_ID" w:bidi="id_ID"/>
-          </w:rPr>
-          <w:rPr>
-            <w:color w:val="0000EE"/>
-            <w:u w:val="single"/>
-          </w:rPr>
-          <w:t>Gal. 1:5</w:t>
-        </w:r>
-      </w:hyperlink>
+      <w:r>
+        <w:rPr>
+          <w:lang w:val="id_ID" w:bidi="id_ID"/>
+        </w:rPr>
+        <w:t>Gal. 1:5</w:t>
+      </w:r>
       <w:r>
         <w:rPr>
           <w:lang w:val="id_ID" w:bidi="id_ID"/>
         </w:rPr>
         <w:t xml:space="preserve">; </w:t>
       </w:r>
-      <w:hyperlink r:id="rId153">
-        <w:r>
-          <w:rPr>
-            <w:lang w:val="id_ID" w:bidi="id_ID"/>
-          </w:rPr>
-          <w:rPr>
-            <w:color w:val="0000EE"/>
-            <w:u w:val="single"/>
-          </w:rPr>
-          <w:t>Ef. 3:21</w:t>
-        </w:r>
-      </w:hyperlink>
+      <w:r>
+        <w:rPr>
+          <w:lang w:val="id_ID" w:bidi="id_ID"/>
+        </w:rPr>
+        <w:t>Ef. 3:21</w:t>
+      </w:r>
       <w:r>
         <w:rPr>
           <w:lang w:val="id_ID" w:bidi="id_ID"/>
         </w:rPr>
         <w:t xml:space="preserve">; </w:t>
       </w:r>
-      <w:hyperlink r:id="rId154">
-        <w:r>
-          <w:rPr>
-            <w:lang w:val="id_ID" w:bidi="id_ID"/>
-          </w:rPr>
-          <w:rPr>
-            <w:color w:val="0000EE"/>
-            <w:u w:val="single"/>
-          </w:rPr>
-          <w:t>1Tim. 1:17</w:t>
-        </w:r>
-      </w:hyperlink>
+      <w:r>
+        <w:rPr>
+          <w:lang w:val="id_ID" w:bidi="id_ID"/>
+        </w:rPr>
+        <w:t>1Tim. 1:17</w:t>
+      </w:r>
       <w:r>
         <w:rPr>
           <w:lang w:val="id_ID" w:bidi="id_ID"/>
@@ -6622,72 +5722,48 @@
         </w:rPr>
         <w:t xml:space="preserve">Janganlah kamu heran: Orang Kristen, terutama yang berusaha menjalani hidup saleh, dapat mengharapkan menghadapi permusuhan dari dunia yang berdosa (lihat </w:t>
       </w:r>
-      <w:hyperlink r:id="rId155">
-        <w:r>
-          <w:rPr>
-            <w:lang w:val="id_ID" w:bidi="id_ID"/>
-          </w:rPr>
-          <w:rPr>
-            <w:color w:val="0000EE"/>
-            <w:u w:val="single"/>
-          </w:rPr>
-          <w:t>Yoh. 16:33</w:t>
-        </w:r>
-      </w:hyperlink>
+      <w:r>
+        <w:rPr>
+          <w:lang w:val="id_ID" w:bidi="id_ID"/>
+        </w:rPr>
+        <w:t>Yoh. 16:33</w:t>
+      </w:r>
       <w:r>
         <w:rPr>
           <w:lang w:val="id_ID" w:bidi="id_ID"/>
         </w:rPr>
         <w:t xml:space="preserve">; </w:t>
       </w:r>
-      <w:hyperlink r:id="rId156">
-        <w:r>
-          <w:rPr>
-            <w:lang w:val="id_ID" w:bidi="id_ID"/>
-          </w:rPr>
-          <w:rPr>
-            <w:color w:val="0000EE"/>
-            <w:u w:val="single"/>
-          </w:rPr>
-          <w:t>Kisah 14:22</w:t>
-        </w:r>
-      </w:hyperlink>
+      <w:r>
+        <w:rPr>
+          <w:lang w:val="id_ID" w:bidi="id_ID"/>
+        </w:rPr>
+        <w:t>Kisah 14:22</w:t>
+      </w:r>
       <w:r>
         <w:rPr>
           <w:lang w:val="id_ID" w:bidi="id_ID"/>
         </w:rPr>
         <w:t xml:space="preserve">; </w:t>
       </w:r>
-      <w:hyperlink r:id="rId131">
-        <w:r>
-          <w:rPr>
-            <w:lang w:val="id_ID" w:bidi="id_ID"/>
-          </w:rPr>
-          <w:rPr>
-            <w:color w:val="0000EE"/>
-            <w:u w:val="single"/>
-          </w:rPr>
-          <w:t>Rm. 8:17</w:t>
-        </w:r>
-      </w:hyperlink>
+      <w:r>
+        <w:rPr>
+          <w:lang w:val="id_ID" w:bidi="id_ID"/>
+        </w:rPr>
+        <w:t>Rm. 8:17</w:t>
+      </w:r>
       <w:r>
         <w:rPr>
           <w:lang w:val="id_ID" w:bidi="id_ID"/>
         </w:rPr>
         <w:t xml:space="preserve">; </w:t>
       </w:r>
-      <w:hyperlink r:id="rId157">
-        <w:r>
-          <w:rPr>
-            <w:lang w:val="id_ID" w:bidi="id_ID"/>
-          </w:rPr>
-          <w:rPr>
-            <w:color w:val="0000EE"/>
-            <w:u w:val="single"/>
-          </w:rPr>
-          <w:t>Flp. 1:29</w:t>
-        </w:r>
-      </w:hyperlink>
+      <w:r>
+        <w:rPr>
+          <w:lang w:val="id_ID" w:bidi="id_ID"/>
+        </w:rPr>
+        <w:t>Flp. 1:29</w:t>
+      </w:r>
       <w:r>
         <w:rPr>
           <w:lang w:val="id_ID" w:bidi="id_ID"/>
@@ -6790,18 +5866,12 @@
         </w:rPr>
         <w:t xml:space="preserve">Orang Kristen dipanggil untuk menderita bersama Kristus supaya dapat dimuliakan bersama-Nya (lihat juga </w:t>
       </w:r>
-      <w:hyperlink r:id="rId131">
-        <w:r>
-          <w:rPr>
-            <w:lang w:val="id_ID" w:bidi="id_ID"/>
-          </w:rPr>
-          <w:rPr>
-            <w:color w:val="0000EE"/>
-            <w:u w:val="single"/>
-          </w:rPr>
-          <w:t>Rm. 8:17</w:t>
-        </w:r>
-      </w:hyperlink>
+      <w:r>
+        <w:rPr>
+          <w:lang w:val="id_ID" w:bidi="id_ID"/>
+        </w:rPr>
+        <w:t>Rm. 8:17</w:t>
+      </w:r>
       <w:r>
         <w:rPr>
           <w:lang w:val="id_ID" w:bidi="id_ID"/>
@@ -6869,18 +5939,12 @@
         </w:rPr>
         <w:t xml:space="preserve">): Ayat ini mencerminkan ajaran Yesus dalam </w:t>
       </w:r>
-      <w:hyperlink r:id="rId158">
-        <w:r>
-          <w:rPr>
-            <w:lang w:val="id_ID" w:bidi="id_ID"/>
-          </w:rPr>
-          <w:rPr>
-            <w:color w:val="0000EE"/>
-            <w:u w:val="single"/>
-          </w:rPr>
-          <w:t>Mat. 5:11–12</w:t>
-        </w:r>
-      </w:hyperlink>
+      <w:r>
+        <w:rPr>
+          <w:lang w:val="id_ID" w:bidi="id_ID"/>
+        </w:rPr>
+        <w:t>Mat. 5:11–12</w:t>
+      </w:r>
       <w:r>
         <w:rPr>
           <w:lang w:val="id_ID" w:bidi="id_ID"/>
@@ -6935,18 +5999,12 @@
         </w:rPr>
         <w:t xml:space="preserve">Meskipun buktinya sangat sedikit, kemungkinan besar label Kristen (bdk. </w:t>
       </w:r>
-      <w:hyperlink r:id="rId159">
-        <w:r>
-          <w:rPr>
-            <w:lang w:val="id_ID" w:bidi="id_ID"/>
-          </w:rPr>
-          <w:rPr>
-            <w:color w:val="0000EE"/>
-            <w:u w:val="single"/>
-          </w:rPr>
-          <w:t>Kisah 11:26</w:t>
-        </w:r>
-      </w:hyperlink>
+      <w:r>
+        <w:rPr>
+          <w:lang w:val="id_ID" w:bidi="id_ID"/>
+        </w:rPr>
+        <w:t>Kisah 11:26</w:t>
+      </w:r>
       <w:r>
         <w:rPr>
           <w:lang w:val="id_ID" w:bidi="id_ID"/>
@@ -7001,54 +6059,36 @@
         </w:rPr>
         <w:t>Penghakiman Allah sering digambarkan dimulai dan pada rumah Allah—yaitu, dengan umat-Nya sendiri—sebagai cara untuk memurnikan mereka (</w:t>
       </w:r>
-      <w:hyperlink r:id="rId160">
-        <w:r>
-          <w:rPr>
-            <w:lang w:val="id_ID" w:bidi="id_ID"/>
-          </w:rPr>
-          <w:rPr>
-            <w:color w:val="0000EE"/>
-            <w:u w:val="single"/>
-          </w:rPr>
-          <w:t>Yer. 25:29</w:t>
-        </w:r>
-      </w:hyperlink>
+      <w:r>
+        <w:rPr>
+          <w:lang w:val="id_ID" w:bidi="id_ID"/>
+        </w:rPr>
+        <w:t>Yer. 25:29</w:t>
+      </w:r>
       <w:r>
         <w:rPr>
           <w:lang w:val="id_ID" w:bidi="id_ID"/>
         </w:rPr>
         <w:t xml:space="preserve">; </w:t>
       </w:r>
-      <w:hyperlink r:id="rId161">
-        <w:r>
-          <w:rPr>
-            <w:lang w:val="id_ID" w:bidi="id_ID"/>
-          </w:rPr>
-          <w:rPr>
-            <w:color w:val="0000EE"/>
-            <w:u w:val="single"/>
-          </w:rPr>
-          <w:t>Yeh. 9:5–6</w:t>
-        </w:r>
-      </w:hyperlink>
+      <w:r>
+        <w:rPr>
+          <w:lang w:val="id_ID" w:bidi="id_ID"/>
+        </w:rPr>
+        <w:t>Yeh. 9:5–6</w:t>
+      </w:r>
       <w:r>
         <w:rPr>
           <w:lang w:val="id_ID" w:bidi="id_ID"/>
         </w:rPr>
         <w:t xml:space="preserve">; </w:t>
       </w:r>
-      <w:hyperlink r:id="rId162">
-        <w:r>
-          <w:rPr>
-            <w:lang w:val="id_ID" w:bidi="id_ID"/>
-          </w:rPr>
-          <w:rPr>
-            <w:color w:val="0000EE"/>
-            <w:u w:val="single"/>
-          </w:rPr>
-          <w:t>Mal. 3:1–6</w:t>
-        </w:r>
-      </w:hyperlink>
+      <w:r>
+        <w:rPr>
+          <w:lang w:val="id_ID" w:bidi="id_ID"/>
+        </w:rPr>
+        <w:t>Mal. 3:1–6</w:t>
+      </w:r>
       <w:r>
         <w:rPr>
           <w:lang w:val="id_ID" w:bidi="id_ID"/>
@@ -7103,90 +6143,60 @@
         </w:rPr>
         <w:t xml:space="preserve">Para penatua merupakan pemimpin-pemimpin rohani dari gereja mula-mula (lihat juga </w:t>
       </w:r>
-      <w:hyperlink r:id="rId163">
-        <w:r>
-          <w:rPr>
-            <w:lang w:val="id_ID" w:bidi="id_ID"/>
-          </w:rPr>
-          <w:rPr>
-            <w:color w:val="0000EE"/>
-            <w:u w:val="single"/>
-          </w:rPr>
-          <w:t>Kisah 14:23</w:t>
-        </w:r>
-      </w:hyperlink>
+      <w:r>
+        <w:rPr>
+          <w:lang w:val="id_ID" w:bidi="id_ID"/>
+        </w:rPr>
+        <w:t>Kisah 14:23</w:t>
+      </w:r>
       <w:r>
         <w:rPr>
           <w:lang w:val="id_ID" w:bidi="id_ID"/>
         </w:rPr>
         <w:t xml:space="preserve">; </w:t>
       </w:r>
-      <w:hyperlink r:id="rId164">
-        <w:r>
-          <w:rPr>
-            <w:lang w:val="id_ID" w:bidi="id_ID"/>
-          </w:rPr>
-          <w:rPr>
-            <w:color w:val="0000EE"/>
-            <w:u w:val="single"/>
-          </w:rPr>
-          <w:t>20:17</w:t>
-        </w:r>
-      </w:hyperlink>
+      <w:r>
+        <w:rPr>
+          <w:lang w:val="id_ID" w:bidi="id_ID"/>
+        </w:rPr>
+        <w:t>20:17</w:t>
+      </w:r>
       <w:r>
         <w:rPr>
           <w:lang w:val="id_ID" w:bidi="id_ID"/>
         </w:rPr>
         <w:t xml:space="preserve">; </w:t>
       </w:r>
-      <w:hyperlink r:id="rId165">
-        <w:r>
-          <w:rPr>
-            <w:lang w:val="id_ID" w:bidi="id_ID"/>
-          </w:rPr>
-          <w:rPr>
-            <w:color w:val="0000EE"/>
-            <w:u w:val="single"/>
-          </w:rPr>
-          <w:t>1Tim. 5:17–19</w:t>
-        </w:r>
-      </w:hyperlink>
+      <w:r>
+        <w:rPr>
+          <w:lang w:val="id_ID" w:bidi="id_ID"/>
+        </w:rPr>
+        <w:t>1Tim. 5:17–19</w:t>
+      </w:r>
       <w:r>
         <w:rPr>
           <w:lang w:val="id_ID" w:bidi="id_ID"/>
         </w:rPr>
         <w:t xml:space="preserve">; </w:t>
       </w:r>
-      <w:hyperlink r:id="rId166">
-        <w:r>
-          <w:rPr>
-            <w:lang w:val="id_ID" w:bidi="id_ID"/>
-          </w:rPr>
-          <w:rPr>
-            <w:color w:val="0000EE"/>
-            <w:u w:val="single"/>
-          </w:rPr>
-          <w:t>Tit. 1:5</w:t>
-        </w:r>
-      </w:hyperlink>
+      <w:r>
+        <w:rPr>
+          <w:lang w:val="id_ID" w:bidi="id_ID"/>
+        </w:rPr>
+        <w:t>Tit. 1:5</w:t>
+      </w:r>
       <w:r>
         <w:rPr>
           <w:lang w:val="id_ID" w:bidi="id_ID"/>
         </w:rPr>
         <w:t xml:space="preserve">; </w:t>
       </w:r>
-      <w:hyperlink r:id="rId167">
-        <w:r>
-          <w:rPr>
-            <w:lang w:val="id_ID" w:bidi="id_ID"/>
-          </w:rPr>
-          <w:rPr>
-            <w:color w:val="0000EE"/>
-            <w:u w:val="single"/>
-          </w:rPr>
-          <w:t>Yak. 5:14</w:t>
-        </w:r>
-      </w:hyperlink>
+      <w:r>
+        <w:rPr>
+          <w:lang w:val="id_ID" w:bidi="id_ID"/>
+        </w:rPr>
+        <w:t>Yak. 5:14</w:t>
+      </w:r>
       <w:r>
         <w:rPr>
           <w:lang w:val="id_ID" w:bidi="id_ID"/>
@@ -7254,72 +6264,48 @@
         </w:rPr>
         <w:t>Petrus mengakhiri suratnya dengan memberikan nasihat terakhir kepada para penatua (</w:t>
       </w:r>
-      <w:hyperlink r:id="rId168">
-        <w:r>
-          <w:rPr>
-            <w:lang w:val="id_ID" w:bidi="id_ID"/>
-          </w:rPr>
-          <w:rPr>
-            <w:color w:val="0000EE"/>
-            <w:u w:val="single"/>
-          </w:rPr>
-          <w:t>1Ptr. 5:1–4</w:t>
-        </w:r>
-      </w:hyperlink>
+      <w:r>
+        <w:rPr>
+          <w:lang w:val="id_ID" w:bidi="id_ID"/>
+        </w:rPr>
+        <w:t>1Ptr. 5:1–4</w:t>
+      </w:r>
       <w:r>
         <w:rPr>
           <w:lang w:val="id_ID" w:bidi="id_ID"/>
         </w:rPr>
         <w:t>), kepada orang-orang muda (</w:t>
       </w:r>
-      <w:hyperlink r:id="rId169">
-        <w:r>
-          <w:rPr>
-            <w:lang w:val="id_ID" w:bidi="id_ID"/>
-          </w:rPr>
-          <w:rPr>
-            <w:color w:val="0000EE"/>
-            <w:u w:val="single"/>
-          </w:rPr>
-          <w:t>1Ptr. 5:5</w:t>
-        </w:r>
-      </w:hyperlink>
+      <w:r>
+        <w:rPr>
+          <w:lang w:val="id_ID" w:bidi="id_ID"/>
+        </w:rPr>
+        <w:t>1Ptr. 5:5</w:t>
+      </w:r>
       <w:r>
         <w:rPr>
           <w:lang w:val="id_ID" w:bidi="id_ID"/>
         </w:rPr>
         <w:t>), dan kepada jemaat secara keseluruhan (</w:t>
       </w:r>
-      <w:hyperlink r:id="rId170">
-        <w:r>
-          <w:rPr>
-            <w:lang w:val="id_ID" w:bidi="id_ID"/>
-          </w:rPr>
-          <w:rPr>
-            <w:color w:val="0000EE"/>
-            <w:u w:val="single"/>
-          </w:rPr>
-          <w:t>1Ptr. 5:5–11</w:t>
-        </w:r>
-      </w:hyperlink>
+      <w:r>
+        <w:rPr>
+          <w:lang w:val="id_ID" w:bidi="id_ID"/>
+        </w:rPr>
+        <w:t>1Ptr. 5:5–11</w:t>
+      </w:r>
       <w:r>
         <w:rPr>
           <w:lang w:val="id_ID" w:bidi="id_ID"/>
         </w:rPr>
         <w:t>). Nasihat-nasihat ini diikuti oleh salam terakhir dan penutupan (</w:t>
       </w:r>
-      <w:hyperlink r:id="rId171">
-        <w:r>
-          <w:rPr>
-            <w:lang w:val="id_ID" w:bidi="id_ID"/>
-          </w:rPr>
-          <w:rPr>
-            <w:color w:val="0000EE"/>
-            <w:u w:val="single"/>
-          </w:rPr>
-          <w:t>1Ptr. 5:12–14</w:t>
-        </w:r>
-      </w:hyperlink>
+      <w:r>
+        <w:rPr>
+          <w:lang w:val="id_ID" w:bidi="id_ID"/>
+        </w:rPr>
+        <w:t>1Ptr. 5:12–14</w:t>
+      </w:r>
       <w:r>
         <w:rPr>
           <w:lang w:val="id_ID" w:bidi="id_ID"/>
@@ -7448,18 +6434,12 @@
         </w:rPr>
         <w:t xml:space="preserve">Orang-orang muda: Frasa ini, berbeda dengan para penatua, mungkin merujuk pada kelompok tertentu dari para pelayan, mungkin calon penatua atau mereka yang membantu para penatua dengan berbagai pelayanan. Namun, kemungkinan besar ini hanya merujuk pada individu yang lebih muda di gereja (lihat, misalnya, </w:t>
       </w:r>
-      <w:hyperlink r:id="rId172">
-        <w:r>
-          <w:rPr>
-            <w:lang w:val="id_ID" w:bidi="id_ID"/>
-          </w:rPr>
-          <w:rPr>
-            <w:color w:val="0000EE"/>
-            <w:u w:val="single"/>
-          </w:rPr>
-          <w:t>1Yoh. 2:12–14</w:t>
-        </w:r>
-      </w:hyperlink>
+      <w:r>
+        <w:rPr>
+          <w:lang w:val="id_ID" w:bidi="id_ID"/>
+        </w:rPr>
+        <w:t>1Yoh. 2:12–14</w:t>
+      </w:r>
       <w:r>
         <w:rPr>
           <w:lang w:val="id_ID" w:bidi="id_ID"/>
@@ -7562,54 +6542,36 @@
         </w:rPr>
         <w:t xml:space="preserve">Seketika lamanya: Penderitaan di dunia fana ini—meskipun kadang tampak tak berujung—sebenarnya hanya sesaat dibandingkan dengan kekekalan yang penuh kemuliaan yang akan dinikmati oleh orang-orang beriman bersama Allah (bdk. </w:t>
       </w:r>
-      <w:hyperlink r:id="rId115">
-        <w:r>
-          <w:rPr>
-            <w:lang w:val="id_ID" w:bidi="id_ID"/>
-          </w:rPr>
-          <w:rPr>
-            <w:color w:val="0000EE"/>
-            <w:u w:val="single"/>
-          </w:rPr>
-          <w:t>1Ptr. 1:6</w:t>
-        </w:r>
-      </w:hyperlink>
+      <w:r>
+        <w:rPr>
+          <w:lang w:val="id_ID" w:bidi="id_ID"/>
+        </w:rPr>
+        <w:t>1Ptr. 1:6</w:t>
+      </w:r>
       <w:r>
         <w:rPr>
           <w:lang w:val="id_ID" w:bidi="id_ID"/>
         </w:rPr>
         <w:t xml:space="preserve">; </w:t>
       </w:r>
-      <w:hyperlink r:id="rId173">
-        <w:r>
-          <w:rPr>
-            <w:lang w:val="id_ID" w:bidi="id_ID"/>
-          </w:rPr>
-          <w:rPr>
-            <w:color w:val="0000EE"/>
-            <w:u w:val="single"/>
-          </w:rPr>
-          <w:t>Rm. 8:18</w:t>
-        </w:r>
-      </w:hyperlink>
+      <w:r>
+        <w:rPr>
+          <w:lang w:val="id_ID" w:bidi="id_ID"/>
+        </w:rPr>
+        <w:t>Rm. 8:18</w:t>
+      </w:r>
       <w:r>
         <w:rPr>
           <w:lang w:val="id_ID" w:bidi="id_ID"/>
         </w:rPr>
         <w:t xml:space="preserve">; </w:t>
       </w:r>
-      <w:hyperlink r:id="rId174">
-        <w:r>
-          <w:rPr>
-            <w:lang w:val="id_ID" w:bidi="id_ID"/>
-          </w:rPr>
-          <w:rPr>
-            <w:color w:val="0000EE"/>
-            <w:u w:val="single"/>
-          </w:rPr>
-          <w:t>2Kor. 4:16–18</w:t>
-        </w:r>
-      </w:hyperlink>
+      <w:r>
+        <w:rPr>
+          <w:lang w:val="id_ID" w:bidi="id_ID"/>
+        </w:rPr>
+        <w:t>2Kor. 4:16–18</w:t>
+      </w:r>
       <w:r>
         <w:rPr>
           <w:lang w:val="id_ID" w:bidi="id_ID"/>
@@ -7690,162 +6652,108 @@
         </w:rPr>
         <w:t>): Silas adalah bentuk pendek dari Silwanus; kedua nama ini merujuk pada orang yang sama. Silas adalah rekan tetap Paulus setelah konsili di Yerusalem (</w:t>
       </w:r>
-      <w:hyperlink r:id="rId175">
-        <w:r>
-          <w:rPr>
-            <w:lang w:val="id_ID" w:bidi="id_ID"/>
-          </w:rPr>
-          <w:rPr>
-            <w:color w:val="0000EE"/>
-            <w:u w:val="single"/>
-          </w:rPr>
-          <w:t>Kisah 15:40</w:t>
-        </w:r>
-      </w:hyperlink>
+      <w:r>
+        <w:rPr>
+          <w:lang w:val="id_ID" w:bidi="id_ID"/>
+        </w:rPr>
+        <w:t>Kisah 15:40</w:t>
+      </w:r>
       <w:r>
         <w:rPr>
           <w:lang w:val="id_ID" w:bidi="id_ID"/>
         </w:rPr>
         <w:t xml:space="preserve">; </w:t>
       </w:r>
-      <w:hyperlink r:id="rId176">
-        <w:r>
-          <w:rPr>
-            <w:lang w:val="id_ID" w:bidi="id_ID"/>
-          </w:rPr>
-          <w:rPr>
-            <w:color w:val="0000EE"/>
-            <w:u w:val="single"/>
-          </w:rPr>
-          <w:t>16:19</w:t>
-        </w:r>
-      </w:hyperlink>
+      <w:r>
+        <w:rPr>
+          <w:lang w:val="id_ID" w:bidi="id_ID"/>
+        </w:rPr>
+        <w:t>16:19</w:t>
+      </w:r>
       <w:r>
         <w:rPr>
           <w:lang w:val="id_ID" w:bidi="id_ID"/>
         </w:rPr>
         <w:t xml:space="preserve">; </w:t>
       </w:r>
-      <w:hyperlink r:id="rId177">
-        <w:r>
-          <w:rPr>
-            <w:lang w:val="id_ID" w:bidi="id_ID"/>
-          </w:rPr>
-          <w:rPr>
-            <w:color w:val="0000EE"/>
-            <w:u w:val="single"/>
-          </w:rPr>
-          <w:t>17:10</w:t>
-        </w:r>
-      </w:hyperlink>
+      <w:r>
+        <w:rPr>
+          <w:lang w:val="id_ID" w:bidi="id_ID"/>
+        </w:rPr>
+        <w:t>17:10</w:t>
+      </w:r>
       <w:r>
         <w:rPr>
           <w:lang w:val="id_ID" w:bidi="id_ID"/>
         </w:rPr>
         <w:t xml:space="preserve">, </w:t>
       </w:r>
-      <w:hyperlink r:id="rId178">
-        <w:r>
-          <w:rPr>
-            <w:lang w:val="id_ID" w:bidi="id_ID"/>
-          </w:rPr>
-          <w:rPr>
-            <w:color w:val="0000EE"/>
-            <w:u w:val="single"/>
-          </w:rPr>
-          <w:t>14–15</w:t>
-        </w:r>
-      </w:hyperlink>
+      <w:r>
+        <w:rPr>
+          <w:lang w:val="id_ID" w:bidi="id_ID"/>
+        </w:rPr>
+        <w:t>14–15</w:t>
+      </w:r>
       <w:r>
         <w:rPr>
           <w:lang w:val="id_ID" w:bidi="id_ID"/>
         </w:rPr>
         <w:t xml:space="preserve">; </w:t>
       </w:r>
-      <w:hyperlink r:id="rId179">
-        <w:r>
-          <w:rPr>
-            <w:lang w:val="id_ID" w:bidi="id_ID"/>
-          </w:rPr>
-          <w:rPr>
-            <w:color w:val="0000EE"/>
-            <w:u w:val="single"/>
-          </w:rPr>
-          <w:t>18:5</w:t>
-        </w:r>
-      </w:hyperlink>
+      <w:r>
+        <w:rPr>
+          <w:lang w:val="id_ID" w:bidi="id_ID"/>
+        </w:rPr>
+        <w:t>18:5</w:t>
+      </w:r>
       <w:r>
         <w:rPr>
           <w:lang w:val="id_ID" w:bidi="id_ID"/>
         </w:rPr>
         <w:t xml:space="preserve">; </w:t>
       </w:r>
-      <w:hyperlink r:id="rId180">
-        <w:r>
-          <w:rPr>
-            <w:lang w:val="id_ID" w:bidi="id_ID"/>
-          </w:rPr>
-          <w:rPr>
-            <w:color w:val="0000EE"/>
-            <w:u w:val="single"/>
-          </w:rPr>
-          <w:t>2Kor. 1:19</w:t>
-        </w:r>
-      </w:hyperlink>
+      <w:r>
+        <w:rPr>
+          <w:lang w:val="id_ID" w:bidi="id_ID"/>
+        </w:rPr>
+        <w:t>2Kor. 1:19</w:t>
+      </w:r>
       <w:r>
         <w:rPr>
           <w:lang w:val="id_ID" w:bidi="id_ID"/>
         </w:rPr>
         <w:t xml:space="preserve">; </w:t>
       </w:r>
-      <w:hyperlink r:id="rId181">
-        <w:r>
-          <w:rPr>
-            <w:lang w:val="id_ID" w:bidi="id_ID"/>
-          </w:rPr>
-          <w:rPr>
-            <w:color w:val="0000EE"/>
-            <w:u w:val="single"/>
-          </w:rPr>
-          <w:t>1Tes. 1:1</w:t>
-        </w:r>
-      </w:hyperlink>
+      <w:r>
+        <w:rPr>
+          <w:lang w:val="id_ID" w:bidi="id_ID"/>
+        </w:rPr>
+        <w:t>1Tes. 1:1</w:t>
+      </w:r>
       <w:r>
         <w:rPr>
           <w:lang w:val="id_ID" w:bidi="id_ID"/>
         </w:rPr>
         <w:t xml:space="preserve">; </w:t>
       </w:r>
-      <w:hyperlink r:id="rId182">
-        <w:r>
-          <w:rPr>
-            <w:lang w:val="id_ID" w:bidi="id_ID"/>
-          </w:rPr>
-          <w:rPr>
-            <w:color w:val="0000EE"/>
-            <w:u w:val="single"/>
-          </w:rPr>
-          <w:t>2Tes. 1:1</w:t>
-        </w:r>
-      </w:hyperlink>
+      <w:r>
+        <w:rPr>
+          <w:lang w:val="id_ID" w:bidi="id_ID"/>
+        </w:rPr>
+        <w:t>2Tes. 1:1</w:t>
+      </w:r>
       <w:r>
         <w:rPr>
           <w:lang w:val="id_ID" w:bidi="id_ID"/>
         </w:rPr>
         <w:t>). Kami tidak yakin bagaimana Silas bisa bersama Petrus di Roma, tetapi dia mungkin telah bepergian dengan atau mengikuti Paulus (</w:t>
       </w:r>
-      <w:hyperlink r:id="rId183">
-        <w:r>
-          <w:rPr>
-            <w:lang w:val="id_ID" w:bidi="id_ID"/>
-          </w:rPr>
-          <w:rPr>
-            <w:color w:val="0000EE"/>
-            <w:u w:val="single"/>
-          </w:rPr>
-          <w:t>Kisah 27:1–28:31</w:t>
-        </w:r>
-      </w:hyperlink>
+      <w:r>
+        <w:rPr>
+          <w:lang w:val="id_ID" w:bidi="id_ID"/>
+        </w:rPr>
+        <w:t>Kisah 27:1–28:31</w:t>
+      </w:r>
       <w:r>
         <w:rPr>
           <w:lang w:val="id_ID" w:bidi="id_ID"/>
